--- a/assets/docs/lop1/Hoat dong trai nghiem - Lop 1.docx
+++ b/assets/docs/lop1/Hoat dong trai nghiem - Lop 1.docx
@@ -935,6 +935,19 @@
               <w:t>NLS-AT: Ảnh chụp hoạt động lớp chỉ dùng trong tiết sinh hoạt</w:t>
             </w:r>
           </w:p>
+          <w:p>
+            <w:pPr>
+              <w:spacing w:after="0"/>
+            </w:pPr>
+            <w:r>
+              <w:rPr>
+                <w:b w:val="0"/>
+                <w:i w:val="0"/>
+                <w:sz w:val="18"/>
+              </w:rPr>
+              <w:t>KNS: KN lập kế hoạch và quản lí chi tiêu, thời gian ở mức đơn giản.</w:t>
+            </w:r>
+          </w:p>
         </w:tc>
         <w:tc>
           <w:tcPr>
@@ -1078,6 +1091,19 @@
               <w:t>NLS-AT: HS chỉ xem thông tin trường trên mạng khi có cha mẹ ngồi cùng</w:t>
             </w:r>
           </w:p>
+          <w:p>
+            <w:pPr>
+              <w:spacing w:after="0"/>
+            </w:pPr>
+            <w:r>
+              <w:rPr>
+                <w:b w:val="0"/>
+                <w:i w:val="0"/>
+                <w:sz w:val="18"/>
+              </w:rPr>
+              <w:t>QPAN: Rèn nền nếp, kỉ luật, chấp hành pháp luật giao thông — yêu cầu cơ bản của giáo dục quốc phòng và an ninh ở tiểu học.</w:t>
+            </w:r>
+          </w:p>
         </w:tc>
         <w:tc>
           <w:tcPr>
@@ -1360,6 +1386,19 @@
               <w:t>NLS-AT: Ảnh giờ học, giờ chơi chỉ chiếu trong lớp, không đăng lên mạng</w:t>
             </w:r>
           </w:p>
+          <w:p>
+            <w:pPr>
+              <w:spacing w:after="0"/>
+            </w:pPr>
+            <w:r>
+              <w:rPr>
+                <w:b w:val="0"/>
+                <w:i w:val="0"/>
+                <w:sz w:val="18"/>
+              </w:rPr>
+              <w:t>KNS: KN lập kế hoạch và quản lí chi tiêu, thời gian ở mức đơn giản.</w:t>
+            </w:r>
+          </w:p>
         </w:tc>
         <w:tc>
           <w:tcPr>
@@ -1702,6 +1741,7 @@
                 <w:i w:val="0"/>
                 <w:sz w:val="18"/>
               </w:rPr>
+              <w:t>KNS: KN tự đánh giá và đánh giá bạn một cách khách quan, thiện chí.</w:t>
             </w:r>
           </w:p>
         </w:tc>
@@ -2046,6 +2086,7 @@
                 <w:i w:val="0"/>
                 <w:sz w:val="18"/>
               </w:rPr>
+              <w:t>KNS: KN lập kế hoạch và quản lí chi tiêu, thời gian ở mức đơn giản.</w:t>
             </w:r>
           </w:p>
         </w:tc>
@@ -2276,6 +2317,7 @@
                 <w:i w:val="0"/>
                 <w:sz w:val="18"/>
               </w:rPr>
+              <w:t>KNS: KN quản lí cảm xúc và vượt qua khó khăn trong học tập, sinh hoạt.</w:t>
             </w:r>
           </w:p>
         </w:tc>
@@ -2390,6 +2432,7 @@
                 <w:i w:val="0"/>
                 <w:sz w:val="18"/>
               </w:rPr>
+              <w:t>KNS: KN lập kế hoạch và quản lí chi tiêu, thời gian ở mức đơn giản.</w:t>
             </w:r>
           </w:p>
         </w:tc>
@@ -2734,6 +2777,7 @@
                 <w:i w:val="0"/>
                 <w:sz w:val="18"/>
               </w:rPr>
+              <w:t>KNS: KN lập kế hoạch và quản lí chi tiêu, thời gian ở mức đơn giản.</w:t>
             </w:r>
           </w:p>
         </w:tc>
@@ -3078,6 +3122,7 @@
                 <w:i w:val="0"/>
                 <w:sz w:val="18"/>
               </w:rPr>
+              <w:t>KNS: KN lập kế hoạch và quản lí chi tiêu, thời gian ở mức đơn giản.</w:t>
             </w:r>
           </w:p>
         </w:tc>
@@ -3194,6 +3239,7 @@
                 <w:i w:val="0"/>
                 <w:sz w:val="18"/>
               </w:rPr>
+              <w:t>STEM: Hoạt động trải nghiệm STEM học kì I: ngày hội/câu lạc bộ/dự án STEM cấp lớp hoặc khối — tối thiểu 01 lần mỗi học kì (CV 3132/SGD&amp;ĐT); HS trưng bày, giới thiệu sản phẩm từ các bài học STEM.</w:t>
             </w:r>
           </w:p>
         </w:tc>
@@ -3422,6 +3468,7 @@
                 <w:i w:val="0"/>
                 <w:sz w:val="18"/>
               </w:rPr>
+              <w:t>KNS: KN lập kế hoạch và quản lí chi tiêu, thời gian ở mức đơn giản.</w:t>
             </w:r>
           </w:p>
         </w:tc>
@@ -3538,6 +3585,7 @@
                 <w:i w:val="0"/>
                 <w:sz w:val="18"/>
               </w:rPr>
+              <w:t>QPAN: Tổ chức hoạt động tìm hiểu, thăm hỏi, tri ân gia đình thương binh, liệt sĩ, đơn vị bộ đội, công an trên địa bàn; giới thiệu hình ảnh chú bộ đội Quân đội nhân dân, chú công an Công an nhân dân và di tích lịch sử ở địa phương.</w:t>
             </w:r>
           </w:p>
         </w:tc>
@@ -3655,6 +3703,19 @@
               <w:t>NLS-GT (Cơ bản 1): giao tiếp, chia sẻ với bạn qua kênh số một cách văn minh, không trêu chọc nhau.</w:t>
             </w:r>
           </w:p>
+          <w:p>
+            <w:pPr>
+              <w:spacing w:after="0"/>
+            </w:pPr>
+            <w:r>
+              <w:rPr>
+                <w:b w:val="0"/>
+                <w:i w:val="0"/>
+                <w:sz w:val="18"/>
+              </w:rPr>
+              <w:t>QPAN: Tổ chức hoạt động tìm hiểu, thăm hỏi, tri ân gia đình thương binh, liệt sĩ, đơn vị bộ đội, công an trên địa bàn; giới thiệu hình ảnh chú bộ đội Quân đội nhân dân, chú công an Công an nhân dân và di tích lịch sử ở địa phương.</w:t>
+            </w:r>
+          </w:p>
         </w:tc>
         <w:tc>
           <w:tcPr>
@@ -3767,6 +3828,7 @@
                 <w:i w:val="0"/>
                 <w:sz w:val="18"/>
               </w:rPr>
+              <w:t>KNS: KN lập kế hoạch và quản lí chi tiêu, thời gian ở mức đơn giản.</w:t>
             </w:r>
           </w:p>
         </w:tc>
@@ -3883,6 +3945,7 @@
                 <w:i w:val="0"/>
                 <w:sz w:val="18"/>
               </w:rPr>
+              <w:t>KNS: KN tự đánh giá và đánh giá bạn một cách khách quan, thiện chí.</w:t>
             </w:r>
           </w:p>
         </w:tc>
@@ -4111,6 +4174,7 @@
                 <w:i w:val="0"/>
                 <w:sz w:val="18"/>
               </w:rPr>
+              <w:t>KNS: KN lập kế hoạch và quản lí chi tiêu, thời gian ở mức đơn giản.</w:t>
             </w:r>
           </w:p>
         </w:tc>
@@ -4455,6 +4519,7 @@
                 <w:i w:val="0"/>
                 <w:sz w:val="18"/>
               </w:rPr>
+              <w:t>KNS: KN lập kế hoạch và quản lí chi tiêu, thời gian ở mức đơn giản.</w:t>
             </w:r>
           </w:p>
         </w:tc>
@@ -4574,6 +4639,19 @@
               <w:t>NLS-KT (Cơ bản 1): tìm hiểu nghề qua tư liệu số do cô chuẩn bị; ghi lại điều em học được.</w:t>
             </w:r>
           </w:p>
+          <w:p>
+            <w:pPr>
+              <w:spacing w:after="0"/>
+            </w:pPr>
+            <w:r>
+              <w:rPr>
+                <w:b w:val="0"/>
+                <w:i w:val="0"/>
+                <w:sz w:val="18"/>
+              </w:rPr>
+              <w:t>KNS: KN lao động tự phục vụ và bước đầu tìm hiểu nghề nghiệp.</w:t>
+            </w:r>
+          </w:p>
         </w:tc>
         <w:tc>
           <w:tcPr>
@@ -4800,6 +4878,7 @@
                 <w:i w:val="0"/>
                 <w:sz w:val="18"/>
               </w:rPr>
+              <w:t>KNS: KN lập kế hoạch và quản lí chi tiêu, thời gian ở mức đơn giản.</w:t>
             </w:r>
           </w:p>
         </w:tc>
@@ -4916,6 +4995,7 @@
                 <w:i w:val="0"/>
                 <w:sz w:val="18"/>
               </w:rPr>
+              <w:t>KNS: KN ứng phó với tình huống nguy hiểm và tìm kiếm sự trợ giúp.</w:t>
             </w:r>
           </w:p>
         </w:tc>
@@ -5030,6 +5110,7 @@
                 <w:i w:val="0"/>
                 <w:sz w:val="18"/>
               </w:rPr>
+              <w:t>KNS: KN ứng phó với tình huống nguy hiểm và tìm kiếm sự trợ giúp.</w:t>
             </w:r>
           </w:p>
         </w:tc>
@@ -5374,6 +5455,7 @@
                 <w:i w:val="0"/>
                 <w:sz w:val="18"/>
               </w:rPr>
+              <w:t>KNS: KN ứng phó với tình huống nguy hiểm và tìm kiếm sự trợ giúp.</w:t>
             </w:r>
           </w:p>
         </w:tc>
@@ -5718,6 +5800,7 @@
                 <w:i w:val="0"/>
                 <w:sz w:val="18"/>
               </w:rPr>
+              <w:t>KNS: KN ứng phó với tình huống nguy hiểm và tìm kiếm sự trợ giúp.</w:t>
             </w:r>
           </w:p>
         </w:tc>
@@ -5948,6 +6031,7 @@
                 <w:i w:val="0"/>
                 <w:sz w:val="18"/>
               </w:rPr>
+              <w:t>KNS: KN ứng phó với tình huống nguy hiểm và tìm kiếm sự trợ giúp.</w:t>
             </w:r>
           </w:p>
         </w:tc>
@@ -6062,6 +6146,7 @@
                 <w:i w:val="0"/>
                 <w:sz w:val="18"/>
               </w:rPr>
+              <w:t>KNS: KN ứng phó với tình huống nguy hiểm và tìm kiếm sự trợ giúp.</w:t>
             </w:r>
           </w:p>
         </w:tc>
@@ -6293,6 +6378,19 @@
                 <w:sz w:val="18"/>
               </w:rPr>
               <w:t>NLS-GT (Cơ bản 1): giao tiếp, chia sẻ với bạn qua kênh số một cách văn minh, không trêu chọc nhau.</w:t>
+            </w:r>
+          </w:p>
+          <w:p>
+            <w:pPr>
+              <w:spacing w:after="0"/>
+            </w:pPr>
+            <w:r>
+              <w:rPr>
+                <w:b w:val="0"/>
+                <w:i w:val="0"/>
+                <w:sz w:val="18"/>
+              </w:rPr>
+              <w:t>KNS: KN tự nhận thức: nhận ra điểm mạnh, điểm cần cố gắng của bản thân.</w:t>
             </w:r>
           </w:p>
         </w:tc>
@@ -7921,6 +8019,7 @@
                 <w:i w:val="0"/>
                 <w:sz w:val="18"/>
               </w:rPr>
+              <w:t>KNS: KN lập kế hoạch và quản lí chi tiêu, thời gian ở mức đơn giản.</w:t>
             </w:r>
           </w:p>
         </w:tc>
@@ -8265,6 +8364,7 @@
                 <w:i w:val="0"/>
                 <w:sz w:val="18"/>
               </w:rPr>
+              <w:t>KNS: KN lập kế hoạch và quản lí chi tiêu, thời gian ở mức đơn giản.</w:t>
             </w:r>
           </w:p>
         </w:tc>
@@ -8384,6 +8484,19 @@
               <w:t>NLS-GT (Cơ bản 1): giao tiếp, chia sẻ với bạn qua kênh số một cách văn minh, không trêu chọc nhau.</w:t>
             </w:r>
           </w:p>
+          <w:p>
+            <w:pPr>
+              <w:spacing w:after="0"/>
+            </w:pPr>
+            <w:r>
+              <w:rPr>
+                <w:b w:val="0"/>
+                <w:i w:val="0"/>
+                <w:sz w:val="18"/>
+              </w:rPr>
+              <w:t>KNS: KN giao tiếp – hợp tác: làm việc nhóm, chia sẻ và giải quyết bất đồng ôn hoà.</w:t>
+            </w:r>
+          </w:p>
         </w:tc>
         <w:tc>
           <w:tcPr>
@@ -8610,6 +8723,7 @@
                 <w:i w:val="0"/>
                 <w:sz w:val="18"/>
               </w:rPr>
+              <w:t>KNS: KN lập kế hoạch và quản lí chi tiêu, thời gian ở mức đơn giản.</w:t>
             </w:r>
           </w:p>
         </w:tc>
@@ -8954,6 +9068,7 @@
                 <w:i w:val="0"/>
                 <w:sz w:val="18"/>
               </w:rPr>
+              <w:t>KNS: KN lập kế hoạch và quản lí chi tiêu, thời gian ở mức đơn giản.</w:t>
             </w:r>
           </w:p>
         </w:tc>
@@ -9073,6 +9188,19 @@
               <w:t>NLS-GT (Cơ bản 1): giao tiếp, chia sẻ với bạn qua kênh số một cách văn minh, không trêu chọc nhau.</w:t>
             </w:r>
           </w:p>
+          <w:p>
+            <w:pPr>
+              <w:spacing w:after="0"/>
+            </w:pPr>
+            <w:r>
+              <w:rPr>
+                <w:b w:val="0"/>
+                <w:i w:val="0"/>
+                <w:sz w:val="18"/>
+              </w:rPr>
+              <w:t>QPAN: Tổ chức tham quan di tích lịch sử, nhà truyền thống ở địa phương hoặc xem tư liệu thay thế; giáo dục yêu quê hương, yêu hoà bình, yêu Tổ quốc Việt Nam xã hội chủ nghĩa.</w:t>
+            </w:r>
+          </w:p>
         </w:tc>
         <w:tc>
           <w:tcPr>
@@ -9185,6 +9313,20 @@
                 <w:i w:val="0"/>
                 <w:sz w:val="18"/>
               </w:rPr>
+              <w:t>QPAN: Tổ chức tham quan di tích lịch sử, nhà truyền thống ở địa phương hoặc xem tư liệu thay thế; giáo dục yêu quê hương, yêu hoà bình, yêu Tổ quốc Việt Nam xã hội chủ nghĩa.</w:t>
+            </w:r>
+          </w:p>
+          <w:p>
+            <w:pPr>
+              <w:spacing w:after="0"/>
+            </w:pPr>
+            <w:r>
+              <w:rPr>
+                <w:b w:val="0"/>
+                <w:i w:val="0"/>
+                <w:sz w:val="18"/>
+              </w:rPr>
+              <w:t>KNS: KN giao tiếp – hợp tác: làm việc nhóm, chia sẻ và giải quyết bất đồng ôn hoà.</w:t>
             </w:r>
           </w:p>
         </w:tc>
@@ -9415,6 +9557,7 @@
                 <w:i w:val="0"/>
                 <w:sz w:val="18"/>
               </w:rPr>
+              <w:t>STEM: Hoạt động trải nghiệm STEM học kì II: ngày hội/câu lạc bộ/dự án STEM cấp lớp hoặc khối — tối thiểu 01 lần mỗi học kì (CV 3132/SGD&amp;ĐT); HS trưng bày, giới thiệu sản phẩm từ các bài học STEM.</w:t>
             </w:r>
           </w:p>
         </w:tc>
@@ -10447,6 +10590,7 @@
                 <w:i w:val="0"/>
                 <w:sz w:val="18"/>
               </w:rPr>
+              <w:t>QPAN: Tổ chức tham quan di tích lịch sử, nhà truyền thống ở địa phương hoặc xem tư liệu thay thế; giáo dục yêu quê hương, yêu hoà bình, yêu Tổ quốc Việt Nam xã hội chủ nghĩa.</w:t>
             </w:r>
           </w:p>
         </w:tc>
@@ -10675,6 +10819,7 @@
                 <w:i w:val="0"/>
                 <w:sz w:val="18"/>
               </w:rPr>
+              <w:t>KNS: KN lập kế hoạch và quản lí chi tiêu, thời gian ở mức đơn giản.</w:t>
             </w:r>
           </w:p>
         </w:tc>
@@ -11019,6 +11164,7 @@
                 <w:i w:val="0"/>
                 <w:sz w:val="18"/>
               </w:rPr>
+              <w:t>KNS: KN lập kế hoạch và quản lí chi tiêu, thời gian ở mức đơn giản.</w:t>
             </w:r>
           </w:p>
         </w:tc>
@@ -11135,6 +11281,7 @@
                 <w:i w:val="0"/>
                 <w:sz w:val="18"/>
               </w:rPr>
+              <w:t>QPAN: Tổ chức tham quan di tích lịch sử, nhà truyền thống ở địa phương hoặc xem tư liệu thay thế; giáo dục yêu quê hương, yêu hoà bình, yêu Tổ quốc Việt Nam xã hội chủ nghĩa.</w:t>
             </w:r>
           </w:p>
         </w:tc>
@@ -11249,6 +11396,7 @@
                 <w:i w:val="0"/>
                 <w:sz w:val="18"/>
               </w:rPr>
+              <w:t>QPAN: Tổ chức tham quan di tích lịch sử, nhà truyền thống ở địa phương hoặc xem tư liệu thay thế; giáo dục yêu quê hương, yêu hoà bình, yêu Tổ quốc Việt Nam xã hội chủ nghĩa.</w:t>
             </w:r>
           </w:p>
         </w:tc>
@@ -11363,6 +11511,7 @@
                 <w:i w:val="0"/>
                 <w:sz w:val="18"/>
               </w:rPr>
+              <w:t>KNS: KN lập kế hoạch và quản lí chi tiêu, thời gian ở mức đơn giản.</w:t>
             </w:r>
           </w:p>
         </w:tc>
@@ -11593,6 +11742,7 @@
                 <w:i w:val="0"/>
                 <w:sz w:val="18"/>
               </w:rPr>
+              <w:t>QPAN: Tổ chức tham quan di tích lịch sử, nhà truyền thống ở địa phương hoặc xem tư liệu thay thế; giáo dục yêu quê hương, yêu hoà bình, yêu Tổ quốc Việt Nam xã hội chủ nghĩa.</w:t>
             </w:r>
           </w:p>
         </w:tc>
@@ -11707,6 +11857,7 @@
                 <w:i w:val="0"/>
                 <w:sz w:val="18"/>
               </w:rPr>
+              <w:t>KNS: KN lập kế hoạch và quản lí chi tiêu, thời gian ở mức đơn giản.</w:t>
             </w:r>
           </w:p>
         </w:tc>
@@ -11823,6 +11974,7 @@
                 <w:i w:val="0"/>
                 <w:sz w:val="18"/>
               </w:rPr>
+              <w:t>QPAN: Tổ chức tham quan di tích lịch sử, nhà truyền thống ở địa phương hoặc xem tư liệu thay thế; giáo dục yêu quê hương, yêu hoà bình, yêu Tổ quốc Việt Nam xã hội chủ nghĩa.</w:t>
             </w:r>
           </w:p>
         </w:tc>
@@ -11940,6 +12092,19 @@
               <w:t>GDĐP: Tích hợp giáo dục địa phương</w:t>
             </w:r>
           </w:p>
+          <w:p>
+            <w:pPr>
+              <w:spacing w:after="0"/>
+            </w:pPr>
+            <w:r>
+              <w:rPr>
+                <w:b w:val="0"/>
+                <w:i w:val="0"/>
+                <w:sz w:val="18"/>
+              </w:rPr>
+              <w:t>QPAN: Tổ chức tham quan di tích lịch sử, nhà truyền thống ở địa phương hoặc xem tư liệu thay thế; giáo dục yêu quê hương, yêu hoà bình, yêu Tổ quốc Việt Nam xã hội chủ nghĩa.</w:t>
+            </w:r>
+          </w:p>
         </w:tc>
         <w:tc>
           <w:tcPr>
@@ -12052,6 +12217,20 @@
                 <w:i w:val="0"/>
                 <w:sz w:val="18"/>
               </w:rPr>
+              <w:t>QPAN: Tổ chức tham quan di tích lịch sử, nhà truyền thống ở địa phương hoặc xem tư liệu thay thế; giáo dục yêu quê hương, yêu hoà bình, yêu Tổ quốc Việt Nam xã hội chủ nghĩa.</w:t>
+            </w:r>
+          </w:p>
+          <w:p>
+            <w:pPr>
+              <w:spacing w:after="0"/>
+            </w:pPr>
+            <w:r>
+              <w:rPr>
+                <w:b w:val="0"/>
+                <w:i w:val="0"/>
+                <w:sz w:val="18"/>
+              </w:rPr>
+              <w:t>KNS: KN lập kế hoạch và quản lí chi tiêu, thời gian ở mức đơn giản.</w:t>
             </w:r>
           </w:p>
         </w:tc>
@@ -12282,6 +12461,7 @@
                 <w:i w:val="0"/>
                 <w:sz w:val="18"/>
               </w:rPr>
+              <w:t>QPAN: Tổ chức tham quan di tích lịch sử, nhà truyền thống ở địa phương hoặc xem tư liệu thay thế; giáo dục yêu quê hương, yêu hoà bình, yêu Tổ quốc Việt Nam xã hội chủ nghĩa.</w:t>
             </w:r>
           </w:p>
         </w:tc>
@@ -12396,6 +12576,7 @@
                 <w:i w:val="0"/>
                 <w:sz w:val="18"/>
               </w:rPr>
+              <w:t>KNS: KN lập kế hoạch và quản lí chi tiêu, thời gian ở mức đơn giản.</w:t>
             </w:r>
           </w:p>
         </w:tc>
@@ -12512,6 +12693,7 @@
                 <w:i w:val="0"/>
                 <w:sz w:val="18"/>
               </w:rPr>
+              <w:t>KNS: KN tự đánh giá và đánh giá bạn một cách khách quan, thiện chí.</w:t>
             </w:r>
           </w:p>
         </w:tc>
@@ -12626,6 +12808,7 @@
                 <w:i w:val="0"/>
                 <w:sz w:val="18"/>
               </w:rPr>
+              <w:t>QPAN: Tổ chức tham quan di tích lịch sử, nhà truyền thống ở địa phương hoặc xem tư liệu thay thế; giáo dục yêu quê hương, yêu hoà bình, yêu Tổ quốc Việt Nam xã hội chủ nghĩa.</w:t>
             </w:r>
           </w:p>
         </w:tc>
@@ -12740,6 +12923,7 @@
                 <w:i w:val="0"/>
                 <w:sz w:val="18"/>
               </w:rPr>
+              <w:t>KNS: KN tự đánh giá và đánh giá bạn một cách khách quan, thiện chí.</w:t>
             </w:r>
           </w:p>
         </w:tc>

--- a/assets/docs/lop1/Hoat dong trai nghiem - Lop 1.docx
+++ b/assets/docs/lop1/Hoat dong trai nghiem - Lop 1.docx
@@ -1513,6 +1513,20 @@
                 <w:i w:val="0"/>
                 <w:sz w:val="18"/>
               </w:rPr>
+              <w:t>NLS-KT (Cơ bản 1): Theo chủ điểm “Nói lời hay - làm việc tốt”, GV chụp sẵn vài tấm ảnh việc tốt của HS trong trường tuần qua như nhặt rác bỏ</w:t>
+            </w:r>
+          </w:p>
+          <w:p>
+            <w:pPr>
+              <w:spacing w:after="0"/>
+            </w:pPr>
+            <w:r>
+              <w:rPr>
+                <w:b w:val="0"/>
+                <w:i w:val="0"/>
+                <w:sz w:val="18"/>
+              </w:rPr>
+              <w:t>NLS-AT: GV chỉ chụp khi bạn nhỏ trong ảnh đồng ý</w:t>
             </w:r>
           </w:p>
         </w:tc>
@@ -1627,6 +1641,33 @@
                 <w:i w:val="0"/>
                 <w:sz w:val="18"/>
               </w:rPr>
+              <w:t>NLS-KT (Cơ bản 1): GV chiếu hai đoạn phim tình huống ngắn đúng nội dung bài “Những việc nên làm trong giờ học</w:t>
+            </w:r>
+          </w:p>
+          <w:p>
+            <w:pPr>
+              <w:spacing w:after="0"/>
+            </w:pPr>
+            <w:r>
+              <w:rPr>
+                <w:b w:val="0"/>
+                <w:i w:val="0"/>
+                <w:sz w:val="18"/>
+              </w:rPr>
+              <w:t>NLS-GT (Cơ bản 1): HS sắm vai khuyên bạn theo tình huống vừa xem; GV quay lại một, hai cặp rồi mở cho cả lớp cùng nghe</w:t>
+            </w:r>
+          </w:p>
+          <w:p>
+            <w:pPr>
+              <w:spacing w:after="0"/>
+            </w:pPr>
+            <w:r>
+              <w:rPr>
+                <w:b w:val="0"/>
+                <w:i w:val="0"/>
+                <w:sz w:val="18"/>
+              </w:rPr>
+              <w:t>NLS-AT: GV hỏi ý kiến HS trước khi quay, không quay bạn đang bối rối</w:t>
             </w:r>
           </w:p>
         </w:tc>
@@ -1735,6 +1776,45 @@
               <w:spacing w:after="0"/>
             </w:pPr>
             <w:r/>
+            <w:r>
+              <w:rPr>
+                <w:b w:val="0"/>
+                <w:i w:val="0"/>
+                <w:sz w:val="18"/>
+              </w:rPr>
+              <w:t>NLS-KT (Cơ bản 1): GV chiếu ảnh, video minh hoạ nội dung sinh hoạt “LÀM QUEN VỚI SINH HOẠT SAO NHI ĐỒNG” để HS lớp 1 hình dung được việc mình sắp</w:t>
+            </w:r>
+          </w:p>
+          <w:p>
+            <w:pPr>
+              <w:spacing w:after="0"/>
+            </w:pPr>
+            <w:r>
+              <w:rPr>
+                <w:b w:val="0"/>
+                <w:i w:val="0"/>
+                <w:sz w:val="18"/>
+              </w:rPr>
+              <w:t>NLS-GT (Cơ bản 1): GV hướng dẫn HS cách chào, cách xưng hô và cách nói lời đề nghị trong sinh hoạt tập thể</w:t>
+            </w:r>
+          </w:p>
+          <w:p>
+            <w:pPr>
+              <w:spacing w:after="0"/>
+            </w:pPr>
+            <w:r>
+              <w:rPr>
+                <w:b w:val="0"/>
+                <w:i w:val="0"/>
+                <w:sz w:val="18"/>
+              </w:rPr>
+              <w:t>NLS-AT: Máy chiếu, loa của lớp do GV điều khiển; HS không tự ý bật tắt</w:t>
+            </w:r>
+          </w:p>
+          <w:p>
+            <w:pPr>
+              <w:spacing w:after="0"/>
+            </w:pPr>
             <w:r>
               <w:rPr>
                 <w:b w:val="0"/>

--- a/assets/docs/lop1/Hoat dong trai nghiem - Lop 1.docx
+++ b/assets/docs/lop1/Hoat dong trai nghiem - Lop 1.docx
@@ -624,33 +624,6 @@
                 <w:i w:val="0"/>
                 <w:sz w:val="18"/>
               </w:rPr>
-              <w:t>NLS-KT (Cơ bản 1): Sau chào cờ, GV chiếu vài ảnh và đoạn clip ngắn về buổi lễ khai giảng vừa diễn ra của trường theo chủ điểm “LỄ KHAI GIẢNG”: cảnh</w:t>
-            </w:r>
-          </w:p>
-          <w:p>
-            <w:pPr>
-              <w:spacing w:after="0"/>
-            </w:pPr>
-            <w:r>
-              <w:rPr>
-                <w:b w:val="0"/>
-                <w:i w:val="0"/>
-                <w:sz w:val="18"/>
-              </w:rPr>
-              <w:t>NLS-GT (Cơ bản 1): Ở phần cam kết, GV chiếu bảng biểu tượng cảm xúc (vui, hồi hộp, tự hào) lên tivi</w:t>
-            </w:r>
-          </w:p>
-          <w:p>
-            <w:pPr>
-              <w:spacing w:after="0"/>
-            </w:pPr>
-            <w:r>
-              <w:rPr>
-                <w:b w:val="0"/>
-                <w:i w:val="0"/>
-                <w:sz w:val="18"/>
-              </w:rPr>
-              <w:t>NLS-AT: Ảnh, clip của lớp chỉ gửi trong nhóm phụ huynh đã thống nhất</w:t>
             </w:r>
           </w:p>
         </w:tc>
@@ -765,7 +738,7 @@
                 <w:i w:val="0"/>
                 <w:sz w:val="18"/>
               </w:rPr>
-              <w:t>NLS-KT (Cơ bản 1): GV chiếu tranh bài “Làm quen với bạn mới”, mở ghi âm lời chào, giới thiệu, hỏi thăm ứng với từng tranh; HS nhắc lại sau mỗi lời</w:t>
+              <w:t>NLS-KT (Cơ bản 1): GV chiếu tranh bài “LÀM QUEN VỚI BẠN MỚI” phóng to trên màn hình và mở bản ghi âm lời chào, lời giới thiệu bản thân</w:t>
             </w:r>
           </w:p>
           <w:p>
@@ -778,7 +751,7 @@
                 <w:i w:val="0"/>
                 <w:sz w:val="18"/>
               </w:rPr>
-              <w:t>NLS-GT (Cơ bản 1): GV quay bằng điện thoại một, hai cặp HS sắm vai làm quen, mở lại trên tivi; cả lớp nghe lời chào, xem nét mặt rồi góp ý</w:t>
+              <w:t>NLS-GT (Cơ bản 1): GV quay bằng điện thoại một, hai cặp HS sắm vai làm quen, mở lại trên tivi để cả lớp nghe lời chào</w:t>
             </w:r>
           </w:p>
           <w:p>
@@ -791,7 +764,7 @@
                 <w:i w:val="0"/>
                 <w:sz w:val="18"/>
               </w:rPr>
-              <w:t>NLS-AT: Đoạn quay chỉ xem lại rồi xoá ngay; hỏi ý HS trước khi quay.</w:t>
+              <w:t>NLS-AT: Đoạn quay chỉ để cả lớp xem lại rồi xoá ngay</w:t>
             </w:r>
           </w:p>
         </w:tc>
@@ -906,45 +879,6 @@
                 <w:i w:val="0"/>
                 <w:sz w:val="18"/>
               </w:rPr>
-              <w:t>NLS-KT (Cơ bản 1): Ở phần sơ kết tuần của tiết “SINH HOẠT LỚP: SƠ KẾT TUẦN 1 - PHƯƠNG HƯỚNG TUẦN 2”</w:t>
-            </w:r>
-          </w:p>
-          <w:p>
-            <w:pPr>
-              <w:spacing w:after="0"/>
-            </w:pPr>
-            <w:r>
-              <w:rPr>
-                <w:b w:val="0"/>
-                <w:i w:val="0"/>
-                <w:sz w:val="18"/>
-              </w:rPr>
-              <w:t>NLS-GT (Cơ bản 1): Ở hoạt động Đánh giá, GV chiếu ba biểu tượng mặt cười ứng với ba mức Tốt - Đạt - Cần cố gắng cho nội dung Làm quen</w:t>
-            </w:r>
-          </w:p>
-          <w:p>
-            <w:pPr>
-              <w:spacing w:after="0"/>
-            </w:pPr>
-            <w:r>
-              <w:rPr>
-                <w:b w:val="0"/>
-                <w:i w:val="0"/>
-                <w:sz w:val="18"/>
-              </w:rPr>
-              <w:t>NLS-AT: Ảnh chụp hoạt động lớp chỉ dùng trong tiết sinh hoạt</w:t>
-            </w:r>
-          </w:p>
-          <w:p>
-            <w:pPr>
-              <w:spacing w:after="0"/>
-            </w:pPr>
-            <w:r>
-              <w:rPr>
-                <w:b w:val="0"/>
-                <w:i w:val="0"/>
-                <w:sz w:val="18"/>
-              </w:rPr>
               <w:t>KNS: KN lập kế hoạch và quản lí chi tiêu, thời gian ở mức đơn giản.</w:t>
             </w:r>
           </w:p>
@@ -1062,45 +996,6 @@
                 <w:i w:val="0"/>
                 <w:sz w:val="18"/>
               </w:rPr>
-              <w:t>NLS-KT (Cơ bản 1): GV chiếu bản nội quy nhà trường có hình minh hoạ lên tivi theo chủ điểm “TÌM HIỂU NỘI QUY NHÀ TRƯỜNG”, chỉ từng điều và đọc to</w:t>
-            </w:r>
-          </w:p>
-          <w:p>
-            <w:pPr>
-              <w:spacing w:after="0"/>
-            </w:pPr>
-            <w:r>
-              <w:rPr>
-                <w:b w:val="0"/>
-                <w:i w:val="0"/>
-                <w:sz w:val="18"/>
-              </w:rPr>
-              <w:t>NLS-GQVĐ (Cơ bản 1): Ở phần cam kết, GV chiếu bài tập tương tác gồm các hình HS đi học đúng giờ, xả rác, xếp hàng, chạy nhảy trên cầu thang</w:t>
-            </w:r>
-          </w:p>
-          <w:p>
-            <w:pPr>
-              <w:spacing w:after="0"/>
-            </w:pPr>
-            <w:r>
-              <w:rPr>
-                <w:b w:val="0"/>
-                <w:i w:val="0"/>
-                <w:sz w:val="18"/>
-              </w:rPr>
-              <w:t>NLS-AT: HS chỉ xem thông tin trường trên mạng khi có cha mẹ ngồi cùng</w:t>
-            </w:r>
-          </w:p>
-          <w:p>
-            <w:pPr>
-              <w:spacing w:after="0"/>
-            </w:pPr>
-            <w:r>
-              <w:rPr>
-                <w:b w:val="0"/>
-                <w:i w:val="0"/>
-                <w:sz w:val="18"/>
-              </w:rPr>
               <w:t>QPAN: Rèn nền nếp, kỉ luật, chấp hành pháp luật giao thông — yêu cầu cơ bản của giáo dục quốc phòng và an ninh ở tiểu học.</w:t>
             </w:r>
           </w:p>
@@ -1216,7 +1111,7 @@
                 <w:i w:val="0"/>
                 <w:sz w:val="18"/>
               </w:rPr>
-              <w:t>NLS-KT (Cơ bản 1): GV chiếu tranh bài “Những việc nên làm trong giờ học, giờ chơi” kèm ghi âm bài thơ; HS nghe, chỉ tranh bạn giơ tay, ngồi ngay ngắn</w:t>
+              <w:t>NLS-KT (Cơ bản 1): GV chiếu tranh bài “NHỮNG VIỆC NÊN LÀM TRONG GIỜ HỌC, GIỜ CHƠI” phóng to, kèm bản ghi âm bài thơ ngắn về lớp học</w:t>
             </w:r>
           </w:p>
           <w:p>
@@ -1229,7 +1124,7 @@
                 <w:i w:val="0"/>
                 <w:sz w:val="18"/>
               </w:rPr>
-              <w:t>NLS-GT (Cơ bản 1): GV chụp ảnh việc tốt HS làm trong lớp bằng điện thoại, chiếu lên tivi; HS nhận ra việc mình, nói “Em đã làm…”</w:t>
+              <w:t>NLS-GT (Cơ bản 1): GV dùng điện thoại chụp ảnh việc tốt HS làm trong lớp như ngồi ngay ngắn, xếp ghế, nhặt rác</w:t>
             </w:r>
           </w:p>
           <w:p>
@@ -1242,7 +1137,7 @@
                 <w:i w:val="0"/>
                 <w:sz w:val="18"/>
               </w:rPr>
-              <w:t>NLS-AT: Ảnh chỉ xem trong lớp rồi xoá; hỏi ý HS trước khi chụp.</w:t>
+              <w:t>NLS-AT: Đoạn quay chỉ để cả lớp xem lại rồi xoá ngay</w:t>
             </w:r>
           </w:p>
         </w:tc>
@@ -1513,20 +1408,6 @@
                 <w:i w:val="0"/>
                 <w:sz w:val="18"/>
               </w:rPr>
-              <w:t>NLS-KT (Cơ bản 1): Theo chủ điểm “Nói lời hay - làm việc tốt”, GV chụp sẵn vài tấm ảnh việc tốt của HS trong trường tuần qua như nhặt rác bỏ</w:t>
-            </w:r>
-          </w:p>
-          <w:p>
-            <w:pPr>
-              <w:spacing w:after="0"/>
-            </w:pPr>
-            <w:r>
-              <w:rPr>
-                <w:b w:val="0"/>
-                <w:i w:val="0"/>
-                <w:sz w:val="18"/>
-              </w:rPr>
-              <w:t>NLS-AT: GV chỉ chụp khi bạn nhỏ trong ảnh đồng ý</w:t>
             </w:r>
           </w:p>
         </w:tc>
@@ -1641,33 +1522,6 @@
                 <w:i w:val="0"/>
                 <w:sz w:val="18"/>
               </w:rPr>
-              <w:t>NLS-KT (Cơ bản 1): GV chiếu hai đoạn phim tình huống ngắn đúng nội dung bài “Những việc nên làm trong giờ học</w:t>
-            </w:r>
-          </w:p>
-          <w:p>
-            <w:pPr>
-              <w:spacing w:after="0"/>
-            </w:pPr>
-            <w:r>
-              <w:rPr>
-                <w:b w:val="0"/>
-                <w:i w:val="0"/>
-                <w:sz w:val="18"/>
-              </w:rPr>
-              <w:t>NLS-GT (Cơ bản 1): HS sắm vai khuyên bạn theo tình huống vừa xem; GV quay lại một, hai cặp rồi mở cho cả lớp cùng nghe</w:t>
-            </w:r>
-          </w:p>
-          <w:p>
-            <w:pPr>
-              <w:spacing w:after="0"/>
-            </w:pPr>
-            <w:r>
-              <w:rPr>
-                <w:b w:val="0"/>
-                <w:i w:val="0"/>
-                <w:sz w:val="18"/>
-              </w:rPr>
-              <w:t>NLS-AT: GV hỏi ý kiến HS trước khi quay, không quay bạn đang bối rối</w:t>
             </w:r>
           </w:p>
         </w:tc>
@@ -1782,45 +1636,6 @@
                 <w:i w:val="0"/>
                 <w:sz w:val="18"/>
               </w:rPr>
-              <w:t>NLS-KT (Cơ bản 1): GV chiếu ảnh, video minh hoạ nội dung sinh hoạt “LÀM QUEN VỚI SINH HOẠT SAO NHI ĐỒNG” để HS lớp 1 hình dung được việc mình sắp</w:t>
-            </w:r>
-          </w:p>
-          <w:p>
-            <w:pPr>
-              <w:spacing w:after="0"/>
-            </w:pPr>
-            <w:r>
-              <w:rPr>
-                <w:b w:val="0"/>
-                <w:i w:val="0"/>
-                <w:sz w:val="18"/>
-              </w:rPr>
-              <w:t>NLS-GT (Cơ bản 1): GV hướng dẫn HS cách chào, cách xưng hô và cách nói lời đề nghị trong sinh hoạt tập thể</w:t>
-            </w:r>
-          </w:p>
-          <w:p>
-            <w:pPr>
-              <w:spacing w:after="0"/>
-            </w:pPr>
-            <w:r>
-              <w:rPr>
-                <w:b w:val="0"/>
-                <w:i w:val="0"/>
-                <w:sz w:val="18"/>
-              </w:rPr>
-              <w:t>NLS-AT: Máy chiếu, loa của lớp do GV điều khiển; HS không tự ý bật tắt</w:t>
-            </w:r>
-          </w:p>
-          <w:p>
-            <w:pPr>
-              <w:spacing w:after="0"/>
-            </w:pPr>
-            <w:r>
-              <w:rPr>
-                <w:b w:val="0"/>
-                <w:i w:val="0"/>
-                <w:sz w:val="18"/>
-              </w:rPr>
               <w:t>KNS: KN tự đánh giá và đánh giá bạn một cách khách quan, thiện chí.</w:t>
             </w:r>
           </w:p>
@@ -2397,6 +2212,45 @@
                 <w:i w:val="0"/>
                 <w:sz w:val="18"/>
               </w:rPr>
+              <w:t>NLS-KT (Cơ bản 1): GV chiếu bộ ảnh khuôn mặt thể hiện vui, buồn, tức giận, sợ hãi ở kích thước lớn để HS quan sát rõ nét mặt, ánh mắt</w:t>
+            </w:r>
+          </w:p>
+          <w:p>
+            <w:pPr>
+              <w:spacing w:after="0"/>
+            </w:pPr>
+            <w:r>
+              <w:rPr>
+                <w:b w:val="0"/>
+                <w:i w:val="0"/>
+                <w:sz w:val="18"/>
+              </w:rPr>
+              <w:t>NLS-ST (Cơ bản 1): GV cùng HS làm bảng cảm xúc của lớp trên máy tính: mỗi ngày HS chọn một khuôn mặt hợp với cảm xúc của mình</w:t>
+            </w:r>
+          </w:p>
+          <w:p>
+            <w:pPr>
+              <w:spacing w:after="0"/>
+            </w:pPr>
+            <w:r>
+              <w:rPr>
+                <w:b w:val="0"/>
+                <w:i w:val="0"/>
+                <w:sz w:val="18"/>
+              </w:rPr>
+              <w:t>NLS-AT: Không chụp ảnh, quay phim bạn lúc bạn đang buồn, đang khóc</w:t>
+            </w:r>
+          </w:p>
+          <w:p>
+            <w:pPr>
+              <w:spacing w:after="0"/>
+            </w:pPr>
+            <w:r>
+              <w:rPr>
+                <w:b w:val="0"/>
+                <w:i w:val="0"/>
+                <w:sz w:val="18"/>
+              </w:rPr>
               <w:t>KNS: KN quản lí cảm xúc và vượt qua khó khăn trong học tập, sinh hoạt.</w:t>
             </w:r>
           </w:p>
@@ -2743,6 +2597,33 @@
                 <w:i w:val="0"/>
                 <w:sz w:val="18"/>
               </w:rPr>
+              <w:t>NLS-KT (Cơ bản 1): GV chiếu các đoạn phim tình huống ngắn gắn với bài “YÊU THƯƠNG CON NGƯỜI”</w:t>
+            </w:r>
+          </w:p>
+          <w:p>
+            <w:pPr>
+              <w:spacing w:after="0"/>
+            </w:pPr>
+            <w:r>
+              <w:rPr>
+                <w:b w:val="0"/>
+                <w:i w:val="0"/>
+                <w:sz w:val="18"/>
+              </w:rPr>
+              <w:t>NLS-GT (Cơ bản 1): GV cho HS đóng vai theo tình huống vừa xem, quay lại một hai lượt đóng vai bằng điện thoại rồi mở lại để cả lớp cùng nhận</w:t>
+            </w:r>
+          </w:p>
+          <w:p>
+            <w:pPr>
+              <w:spacing w:after="0"/>
+            </w:pPr>
+            <w:r>
+              <w:rPr>
+                <w:b w:val="0"/>
+                <w:i w:val="0"/>
+                <w:sz w:val="18"/>
+              </w:rPr>
+              <w:t>NLS-AT: Đoạn quay chỉ để cả lớp xem lại rồi xoá ngay</w:t>
             </w:r>
           </w:p>
         </w:tc>
@@ -3780,7 +3661,33 @@
                 <w:i w:val="0"/>
                 <w:sz w:val="18"/>
               </w:rPr>
-              <w:t>NLS-GT (Cơ bản 1): giao tiếp, chia sẻ với bạn qua kênh số một cách văn minh, không trêu chọc nhau.</w:t>
+              <w:t>NLS-KT (Cơ bản 1): GV chiếu các đoạn phim tình huống ngắn gắn với bài “THÂN THIỆN VỚI BẠN BÈ”</w:t>
+            </w:r>
+          </w:p>
+          <w:p>
+            <w:pPr>
+              <w:spacing w:after="0"/>
+            </w:pPr>
+            <w:r>
+              <w:rPr>
+                <w:b w:val="0"/>
+                <w:i w:val="0"/>
+                <w:sz w:val="18"/>
+              </w:rPr>
+              <w:t>NLS-GT (Cơ bản 1): GV cho HS đóng vai theo tình huống vừa xem, quay lại một hai lượt đóng vai bằng điện thoại rồi mở lại để cả lớp cùng nhận</w:t>
+            </w:r>
+          </w:p>
+          <w:p>
+            <w:pPr>
+              <w:spacing w:after="0"/>
+            </w:pPr>
+            <w:r>
+              <w:rPr>
+                <w:b w:val="0"/>
+                <w:i w:val="0"/>
+                <w:sz w:val="18"/>
+              </w:rPr>
+              <w:t>NLS-AT: Đoạn quay chỉ để cả lớp xem lại rồi xoá ngay</w:t>
             </w:r>
           </w:p>
           <w:p>
@@ -4140,6 +4047,33 @@
                 <w:i w:val="0"/>
                 <w:sz w:val="18"/>
               </w:rPr>
+              <w:t>NLS-KT (Cơ bản 1): GV chiếu các đoạn phim tình huống ngắn gắn với bài “THỰC HIỆN NĂM ĐIỀU BÁC HỒ DẠY”</w:t>
+            </w:r>
+          </w:p>
+          <w:p>
+            <w:pPr>
+              <w:spacing w:after="0"/>
+            </w:pPr>
+            <w:r>
+              <w:rPr>
+                <w:b w:val="0"/>
+                <w:i w:val="0"/>
+                <w:sz w:val="18"/>
+              </w:rPr>
+              <w:t>NLS-GT (Cơ bản 1): GV cho HS đóng vai theo tình huống vừa xem, quay lại một hai lượt đóng vai bằng điện thoại rồi mở lại để cả lớp cùng nhận</w:t>
+            </w:r>
+          </w:p>
+          <w:p>
+            <w:pPr>
+              <w:spacing w:after="0"/>
+            </w:pPr>
+            <w:r>
+              <w:rPr>
+                <w:b w:val="0"/>
+                <w:i w:val="0"/>
+                <w:sz w:val="18"/>
+              </w:rPr>
+              <w:t>NLS-AT: Đoạn quay chỉ để cả lớp xem lại rồi xoá ngay</w:t>
             </w:r>
           </w:p>
         </w:tc>
@@ -4485,6 +4419,33 @@
                 <w:i w:val="0"/>
                 <w:sz w:val="18"/>
               </w:rPr>
+              <w:t>NLS-ST (Cơ bản 1): GV hướng dẫn HS làm tấm thiệp tri ân bằng tay, sau đó chụp ảnh sản phẩm và chiếu lên màn hình thành một triển lãm nhỏ để</w:t>
+            </w:r>
+          </w:p>
+          <w:p>
+            <w:pPr>
+              <w:spacing w:after="0"/>
+            </w:pPr>
+            <w:r>
+              <w:rPr>
+                <w:b w:val="0"/>
+                <w:i w:val="0"/>
+                <w:sz w:val="18"/>
+              </w:rPr>
+              <w:t>NLS-GT (Cơ bản 1): GV giúp HS tập nói lời chúc mừng thầy cô, quay lại lời chúc của cả lớp thành một đoạn ngắn để gửi tặng thầy cô dạy các</w:t>
+            </w:r>
+          </w:p>
+          <w:p>
+            <w:pPr>
+              <w:spacing w:after="0"/>
+            </w:pPr>
+            <w:r>
+              <w:rPr>
+                <w:b w:val="0"/>
+                <w:i w:val="0"/>
+                <w:sz w:val="18"/>
+              </w:rPr>
+              <w:t>NLS-AT: Chỉ gửi đoạn quay lời chúc cho thầy cô của trường; không đăng ảnh</w:t>
             </w:r>
           </w:p>
         </w:tc>
@@ -4716,19 +4677,6 @@
                 <w:i w:val="0"/>
                 <w:sz w:val="18"/>
               </w:rPr>
-              <w:t>NLS-KT (Cơ bản 1): tìm hiểu nghề qua tư liệu số do cô chuẩn bị; ghi lại điều em học được.</w:t>
-            </w:r>
-          </w:p>
-          <w:p>
-            <w:pPr>
-              <w:spacing w:after="0"/>
-            </w:pPr>
-            <w:r>
-              <w:rPr>
-                <w:b w:val="0"/>
-                <w:i w:val="0"/>
-                <w:sz w:val="18"/>
-              </w:rPr>
               <w:t>KNS: KN lao động tự phục vụ và bước đầu tìm hiểu nghề nghiệp.</w:t>
             </w:r>
           </w:p>
@@ -5190,6 +5138,45 @@
                 <w:i w:val="0"/>
                 <w:sz w:val="18"/>
               </w:rPr>
+              <w:t>NLS-KT (Cơ bản 1): GV chiếu video các trò chơi an toàn và trò chơi nguy hiểm ở sân trường</w:t>
+            </w:r>
+          </w:p>
+          <w:p>
+            <w:pPr>
+              <w:spacing w:after="0"/>
+            </w:pPr>
+            <w:r>
+              <w:rPr>
+                <w:b w:val="0"/>
+                <w:i w:val="0"/>
+                <w:sz w:val="18"/>
+              </w:rPr>
+              <w:t>NLS-GQVĐ (Cơ bản 1): GV chiếu ảnh chụp chính sân trường mình, mời HS lên chỉ trực tiếp trên màn hình những chỗ cần chú ý khi chơi và những chỗ không</w:t>
+            </w:r>
+          </w:p>
+          <w:p>
+            <w:pPr>
+              <w:spacing w:after="0"/>
+            </w:pPr>
+            <w:r>
+              <w:rPr>
+                <w:b w:val="0"/>
+                <w:i w:val="0"/>
+                <w:sz w:val="18"/>
+              </w:rPr>
+              <w:t>NLS-AT: Không bắt chước những trò leo trèo, xô đẩy, nhào lộn thấy trong clip trên mạng</w:t>
+            </w:r>
+          </w:p>
+          <w:p>
+            <w:pPr>
+              <w:spacing w:after="0"/>
+            </w:pPr>
+            <w:r>
+              <w:rPr>
+                <w:b w:val="0"/>
+                <w:i w:val="0"/>
+                <w:sz w:val="18"/>
+              </w:rPr>
               <w:t>KNS: KN ứng phó với tình huống nguy hiểm và tìm kiếm sự trợ giúp.</w:t>
             </w:r>
           </w:p>
@@ -5880,6 +5867,45 @@
                 <w:i w:val="0"/>
                 <w:sz w:val="18"/>
               </w:rPr>
+              <w:t>NLS-KT (Cơ bản 1): GV chiếu phim tình huống bạn bị trêu chọc, bị doạ nạt, bị lấy đồ</w:t>
+            </w:r>
+          </w:p>
+          <w:p>
+            <w:pPr>
+              <w:spacing w:after="0"/>
+            </w:pPr>
+            <w:r>
+              <w:rPr>
+                <w:b w:val="0"/>
+                <w:i w:val="0"/>
+                <w:sz w:val="18"/>
+              </w:rPr>
+              <w:t>NLS-GT (Cơ bản 1): GV nêu thêm dạng bắt nạt qua thiết bị số: bị bạn nhắn tin trêu chọc, bị chụp ảnh lúc ngã rồi chuyền cho người khác xem</w:t>
+            </w:r>
+          </w:p>
+          <w:p>
+            <w:pPr>
+              <w:spacing w:after="0"/>
+            </w:pPr>
+            <w:r>
+              <w:rPr>
+                <w:b w:val="0"/>
+                <w:i w:val="0"/>
+                <w:sz w:val="18"/>
+              </w:rPr>
+              <w:t>NLS-AT: Không chụp ảnh, quay phim bạn lúc bạn ngã hay bị chê cười và không chuyền cho ai</w:t>
+            </w:r>
+          </w:p>
+          <w:p>
+            <w:pPr>
+              <w:spacing w:after="0"/>
+            </w:pPr>
+            <w:r>
+              <w:rPr>
+                <w:b w:val="0"/>
+                <w:i w:val="0"/>
+                <w:sz w:val="18"/>
+              </w:rPr>
               <w:t>KNS: KN ứng phó với tình huống nguy hiểm và tìm kiếm sự trợ giúp.</w:t>
             </w:r>
           </w:p>
@@ -6226,6 +6252,45 @@
                 <w:i w:val="0"/>
                 <w:sz w:val="18"/>
               </w:rPr>
+              <w:t>NLS-KT (Cơ bản 1): GV chiếu ảnh và video mô phỏng tai nạn thường gặp với dao, phích nước, bếp, ổ cắm điện</w:t>
+            </w:r>
+          </w:p>
+          <w:p>
+            <w:pPr>
+              <w:spacing w:after="0"/>
+            </w:pPr>
+            <w:r>
+              <w:rPr>
+                <w:b w:val="0"/>
+                <w:i w:val="0"/>
+                <w:sz w:val="18"/>
+              </w:rPr>
+              <w:t>NLS-GQVĐ (Cơ bản 1): GV chỉ ngay các thiết bị dùng điện có trong lớp (quạt, máy chiếu, dây sạc) và cho HS nói việc nên làm</w:t>
+            </w:r>
+          </w:p>
+          <w:p>
+            <w:pPr>
+              <w:spacing w:after="0"/>
+            </w:pPr>
+            <w:r>
+              <w:rPr>
+                <w:b w:val="0"/>
+                <w:i w:val="0"/>
+                <w:sz w:val="18"/>
+              </w:rPr>
+              <w:t>NLS-AT: Không cắm, rút phích điện và dây sạc điện thoại khi tay ướt</w:t>
+            </w:r>
+          </w:p>
+          <w:p>
+            <w:pPr>
+              <w:spacing w:after="0"/>
+            </w:pPr>
+            <w:r>
+              <w:rPr>
+                <w:b w:val="0"/>
+                <w:i w:val="0"/>
+                <w:sz w:val="18"/>
+              </w:rPr>
               <w:t>KNS: KN ứng phó với tình huống nguy hiểm và tìm kiếm sự trợ giúp.</w:t>
             </w:r>
           </w:p>
@@ -6457,19 +6522,6 @@
                 <w:i w:val="0"/>
                 <w:sz w:val="18"/>
               </w:rPr>
-              <w:t>NLS-GT (Cơ bản 1): giao tiếp, chia sẻ với bạn qua kênh số một cách văn minh, không trêu chọc nhau.</w:t>
-            </w:r>
-          </w:p>
-          <w:p>
-            <w:pPr>
-              <w:spacing w:after="0"/>
-            </w:pPr>
-            <w:r>
-              <w:rPr>
-                <w:b w:val="0"/>
-                <w:i w:val="0"/>
-                <w:sz w:val="18"/>
-              </w:rPr>
               <w:t>KNS: KN tự nhận thức: nhận ra điểm mạnh, điểm cần cố gắng của bản thân.</w:t>
             </w:r>
           </w:p>
@@ -6585,6 +6637,33 @@
                 <w:i w:val="0"/>
                 <w:sz w:val="18"/>
               </w:rPr>
+              <w:t>NLS-ST (Cơ bản 1): GV chụp ảnh chân dung từng HS sau khi đã xin phép, chiếu lên màn hình để mỗi bạn tự giới thiệu về mình</w:t>
+            </w:r>
+          </w:p>
+          <w:p>
+            <w:pPr>
+              <w:spacing w:after="0"/>
+            </w:pPr>
+            <w:r>
+              <w:rPr>
+                <w:b w:val="0"/>
+                <w:i w:val="0"/>
+                <w:sz w:val="18"/>
+              </w:rPr>
+              <w:t>NLS-GT (Cơ bản 1): HS tập nói ba câu giới thiệu bản thân trước lớp theo dàn ý GV chiếu trên màn hình: tên em, điều em thích, điều em làm được.</w:t>
+            </w:r>
+          </w:p>
+          <w:p>
+            <w:pPr>
+              <w:spacing w:after="0"/>
+            </w:pPr>
+            <w:r>
+              <w:rPr>
+                <w:b w:val="0"/>
+                <w:i w:val="0"/>
+                <w:sz w:val="18"/>
+              </w:rPr>
+              <w:t>NLS-AT: Ảnh chân dung của HS chỉ dùng trong lớp</w:t>
             </w:r>
           </w:p>
         </w:tc>
@@ -6929,6 +7008,33 @@
                 <w:i w:val="0"/>
                 <w:sz w:val="18"/>
               </w:rPr>
+              <w:t>NLS-KT (Cơ bản 1): GV chiếu video hướng dẫn từng thao tác của bài “GIỮ VỆ SINH CÁ NHÂN”</w:t>
+            </w:r>
+          </w:p>
+          <w:p>
+            <w:pPr>
+              <w:spacing w:after="0"/>
+            </w:pPr>
+            <w:r>
+              <w:rPr>
+                <w:b w:val="0"/>
+                <w:i w:val="0"/>
+                <w:sz w:val="18"/>
+              </w:rPr>
+              <w:t>NLS-GQVĐ (Cơ bản 1): GV cho HS chọn đúng - sai trên màn hình với từng hình ảnh việc làm hằng ngày</w:t>
+            </w:r>
+          </w:p>
+          <w:p>
+            <w:pPr>
+              <w:spacing w:after="0"/>
+            </w:pPr>
+            <w:r>
+              <w:rPr>
+                <w:b w:val="0"/>
+                <w:i w:val="0"/>
+                <w:sz w:val="18"/>
+              </w:rPr>
+              <w:t>NLS-AT: Không làm theo những mẹo vặt về ăn uống, ăn mặc</w:t>
             </w:r>
           </w:p>
         </w:tc>
@@ -7297,6 +7403,33 @@
                 <w:i w:val="0"/>
                 <w:sz w:val="18"/>
               </w:rPr>
+              <w:t>NLS-KT (Cơ bản 1): GV chiếu video hướng dẫn từng thao tác của bài “ĂN UỐNG HỢP LÍ”</w:t>
+            </w:r>
+          </w:p>
+          <w:p>
+            <w:pPr>
+              <w:spacing w:after="0"/>
+            </w:pPr>
+            <w:r>
+              <w:rPr>
+                <w:b w:val="0"/>
+                <w:i w:val="0"/>
+                <w:sz w:val="18"/>
+              </w:rPr>
+              <w:t>NLS-GQVĐ (Cơ bản 1): GV cho HS chọn đúng - sai trên màn hình với từng hình ảnh việc làm hằng ngày</w:t>
+            </w:r>
+          </w:p>
+          <w:p>
+            <w:pPr>
+              <w:spacing w:after="0"/>
+            </w:pPr>
+            <w:r>
+              <w:rPr>
+                <w:b w:val="0"/>
+                <w:i w:val="0"/>
+                <w:sz w:val="18"/>
+              </w:rPr>
+              <w:t>NLS-AT: Không làm theo những mẹo vặt về ăn uống, ăn mặc</w:t>
             </w:r>
           </w:p>
         </w:tc>
@@ -7641,6 +7774,33 @@
                 <w:i w:val="0"/>
                 <w:sz w:val="18"/>
               </w:rPr>
+              <w:t>NLS-KT (Cơ bản 1): GV chiếu video hướng dẫn từng thao tác của bài “SỬ DỤNG TRANG PHỤC HẰNG NGÀY”</w:t>
+            </w:r>
+          </w:p>
+          <w:p>
+            <w:pPr>
+              <w:spacing w:after="0"/>
+            </w:pPr>
+            <w:r>
+              <w:rPr>
+                <w:b w:val="0"/>
+                <w:i w:val="0"/>
+                <w:sz w:val="18"/>
+              </w:rPr>
+              <w:t>NLS-GQVĐ (Cơ bản 1): GV cho HS chọn đúng - sai trên màn hình với từng hình ảnh việc làm hằng ngày</w:t>
+            </w:r>
+          </w:p>
+          <w:p>
+            <w:pPr>
+              <w:spacing w:after="0"/>
+            </w:pPr>
+            <w:r>
+              <w:rPr>
+                <w:b w:val="0"/>
+                <w:i w:val="0"/>
+                <w:sz w:val="18"/>
+              </w:rPr>
+              <w:t>NLS-AT: Không làm theo những mẹo vặt về ăn uống, ăn mặc</w:t>
             </w:r>
           </w:p>
         </w:tc>
@@ -7985,6 +8145,33 @@
                 <w:i w:val="0"/>
                 <w:sz w:val="18"/>
               </w:rPr>
+              <w:t>NLS-KT (Cơ bản 1): GV chiếu cặp ảnh trước - sau của một góc nhà được dọn dẹp và video ngắn về không khí chuẩn bị Tết ở các vùng miền để</w:t>
+            </w:r>
+          </w:p>
+          <w:p>
+            <w:pPr>
+              <w:spacing w:after="0"/>
+            </w:pPr>
+            <w:r>
+              <w:rPr>
+                <w:b w:val="0"/>
+                <w:i w:val="0"/>
+                <w:sz w:val="18"/>
+              </w:rPr>
+              <w:t>NLS-ST (Cơ bản 1): HS làm việc thật ở nhà, nhờ cha mẹ chụp giúp một ảnh; GV chiếu các ảnh đó lên màn hình để cả lớp cùng nhận xét và</w:t>
+            </w:r>
+          </w:p>
+          <w:p>
+            <w:pPr>
+              <w:spacing w:after="0"/>
+            </w:pPr>
+            <w:r>
+              <w:rPr>
+                <w:b w:val="0"/>
+                <w:i w:val="0"/>
+                <w:sz w:val="18"/>
+              </w:rPr>
+              <w:t>NLS-AT: Ảnh chụp trong nhà chỉ gửi cho GV và chỉ chiếu trong lớp, không đăng lên mạng</w:t>
             </w:r>
           </w:p>
         </w:tc>
@@ -8561,19 +8748,6 @@
                 <w:i w:val="0"/>
                 <w:sz w:val="18"/>
               </w:rPr>
-              <w:t>NLS-GT (Cơ bản 1): giao tiếp, chia sẻ với bạn qua kênh số một cách văn minh, không trêu chọc nhau.</w:t>
-            </w:r>
-          </w:p>
-          <w:p>
-            <w:pPr>
-              <w:spacing w:after="0"/>
-            </w:pPr>
-            <w:r>
-              <w:rPr>
-                <w:b w:val="0"/>
-                <w:i w:val="0"/>
-                <w:sz w:val="18"/>
-              </w:rPr>
               <w:t>KNS: KN giao tiếp – hợp tác: làm việc nhóm, chia sẻ và giải quyết bất đồng ôn hoà.</w:t>
             </w:r>
           </w:p>
@@ -8689,6 +8863,33 @@
                 <w:i w:val="0"/>
                 <w:sz w:val="18"/>
               </w:rPr>
+              <w:t>NLS-KT (Cơ bản 1): GV chiếu tình huống nhận quà ngày Tết, dừng hình để HS chọn cách nhận quà bằng hai tay và nói lời cảm ơn phù hợp.</w:t>
+            </w:r>
+          </w:p>
+          <w:p>
+            <w:pPr>
+              <w:spacing w:after="0"/>
+            </w:pPr>
+            <w:r>
+              <w:rPr>
+                <w:b w:val="0"/>
+                <w:i w:val="0"/>
+                <w:sz w:val="18"/>
+              </w:rPr>
+              <w:t>NLS-GT (Cơ bản 1): GV thực hiện một cuộc gọi video mẫu chúc Tết người thân trên thiết bị của mình; HS quan sát rồi tập nói lời chúc</w:t>
+            </w:r>
+          </w:p>
+          <w:p>
+            <w:pPr>
+              <w:spacing w:after="0"/>
+            </w:pPr>
+            <w:r>
+              <w:rPr>
+                <w:b w:val="0"/>
+                <w:i w:val="0"/>
+                <w:sz w:val="18"/>
+              </w:rPr>
+              <w:t>NLS-AT: HS chỉ gọi điện, gọi video cho người thân khi có người lớn ở bên; không nhận quà</w:t>
             </w:r>
           </w:p>
         </w:tc>
@@ -9265,7 +9466,7 @@
                 <w:i w:val="0"/>
                 <w:sz w:val="18"/>
               </w:rPr>
-              <w:t>NLS-GT (Cơ bản 1): giao tiếp, chia sẻ với bạn qua kênh số một cách văn minh, không trêu chọc nhau.</w:t>
+              <w:t>QPAN: Tổ chức tham quan di tích lịch sử, nhà truyền thống ở địa phương hoặc xem tư liệu thay thế; giáo dục yêu quê hương, yêu hoà bình, yêu Tổ quốc Việt Nam xã hội chủ nghĩa.</w:t>
             </w:r>
           </w:p>
           <w:p>
@@ -9278,7 +9479,7 @@
                 <w:i w:val="0"/>
                 <w:sz w:val="18"/>
               </w:rPr>
-              <w:t>QPAN: Tổ chức tham quan di tích lịch sử, nhà truyền thống ở địa phương hoặc xem tư liệu thay thế; giáo dục yêu quê hương, yêu hoà bình, yêu Tổ quốc Việt Nam xã hội chủ nghĩa.</w:t>
+              <w:t>KNS: KN giao tiếp – hợp tác: làm việc nhóm, chia sẻ và giải quyết bất đồng ôn hoà.</w:t>
             </w:r>
           </w:p>
         </w:tc>
@@ -9393,20 +9594,46 @@
                 <w:i w:val="0"/>
                 <w:sz w:val="18"/>
               </w:rPr>
+              <w:t>NLS-KT (Cơ bản 1): GV chiếu ảnh, video về việc làm của người dân trong khu phố, thôn xóm gắn với bài “HÀNG XÓM NHÀ EM” để HS thấy được những việc</w:t>
+            </w:r>
+          </w:p>
+          <w:p>
+            <w:pPr>
+              <w:spacing w:after="0"/>
+            </w:pPr>
+            <w:r>
+              <w:rPr>
+                <w:b w:val="0"/>
+                <w:i w:val="0"/>
+                <w:sz w:val="18"/>
+              </w:rPr>
+              <w:t>NLS-GT (Cơ bản 1): GV hướng dẫn HS cách chào hỏi, cảm ơn hàng xóm và cách nhờ người lớn gọi điện khi cần giúp đỡ</w:t>
+            </w:r>
+          </w:p>
+          <w:p>
+            <w:pPr>
+              <w:spacing w:after="0"/>
+            </w:pPr>
+            <w:r>
+              <w:rPr>
+                <w:b w:val="0"/>
+                <w:i w:val="0"/>
+                <w:sz w:val="18"/>
+              </w:rPr>
+              <w:t>NLS-AT: Không mở cửa, không đi theo và không cho người lạ số điện thoại của cha mẹ dù</w:t>
+            </w:r>
+          </w:p>
+          <w:p>
+            <w:pPr>
+              <w:spacing w:after="0"/>
+            </w:pPr>
+            <w:r>
+              <w:rPr>
+                <w:b w:val="0"/>
+                <w:i w:val="0"/>
+                <w:sz w:val="18"/>
+              </w:rPr>
               <w:t>QPAN: Tổ chức tham quan di tích lịch sử, nhà truyền thống ở địa phương hoặc xem tư liệu thay thế; giáo dục yêu quê hương, yêu hoà bình, yêu Tổ quốc Việt Nam xã hội chủ nghĩa.</w:t>
-            </w:r>
-          </w:p>
-          <w:p>
-            <w:pPr>
-              <w:spacing w:after="0"/>
-            </w:pPr>
-            <w:r>
-              <w:rPr>
-                <w:b w:val="0"/>
-                <w:i w:val="0"/>
-                <w:sz w:val="18"/>
-              </w:rPr>
-              <w:t>KNS: KN giao tiếp – hợp tác: làm việc nhóm, chia sẻ và giải quyết bất đồng ôn hoà.</w:t>
             </w:r>
           </w:p>
         </w:tc>
@@ -10096,6 +10323,33 @@
                 <w:i w:val="0"/>
                 <w:sz w:val="18"/>
               </w:rPr>
+              <w:t>NLS-KT (Cơ bản 1): GV chiếu ảnh, video về việc làm của người dân trong khu phố, thôn xóm gắn với bài “EM THAM GIA CÁC HOẠT ĐỘNG XÃ HỘI” để HS</w:t>
+            </w:r>
+          </w:p>
+          <w:p>
+            <w:pPr>
+              <w:spacing w:after="0"/>
+            </w:pPr>
+            <w:r>
+              <w:rPr>
+                <w:b w:val="0"/>
+                <w:i w:val="0"/>
+                <w:sz w:val="18"/>
+              </w:rPr>
+              <w:t>NLS-GT (Cơ bản 1): GV hướng dẫn HS cách chào hỏi, cảm ơn hàng xóm và cách nhờ người lớn gọi điện khi cần giúp đỡ</w:t>
+            </w:r>
+          </w:p>
+          <w:p>
+            <w:pPr>
+              <w:spacing w:after="0"/>
+            </w:pPr>
+            <w:r>
+              <w:rPr>
+                <w:b w:val="0"/>
+                <w:i w:val="0"/>
+                <w:sz w:val="18"/>
+              </w:rPr>
+              <w:t>NLS-AT: Không mở cửa, không đi theo và không cho người lạ số điện thoại của cha mẹ dù</w:t>
             </w:r>
           </w:p>
         </w:tc>
@@ -10440,6 +10694,33 @@
                 <w:i w:val="0"/>
                 <w:sz w:val="18"/>
               </w:rPr>
+              <w:t>NLS-KT (Cơ bản 1): GV chiếu ảnh, video về việc làm của người dân trong khu phố, thôn xóm gắn với bài “EM THAM GIA CÁC HOẠT ĐỘNG XÃ HỘI” để HS</w:t>
+            </w:r>
+          </w:p>
+          <w:p>
+            <w:pPr>
+              <w:spacing w:after="0"/>
+            </w:pPr>
+            <w:r>
+              <w:rPr>
+                <w:b w:val="0"/>
+                <w:i w:val="0"/>
+                <w:sz w:val="18"/>
+              </w:rPr>
+              <w:t>NLS-GT (Cơ bản 1): GV hướng dẫn HS cách chào hỏi, cảm ơn hàng xóm và cách nhờ người lớn gọi điện khi cần giúp đỡ</w:t>
+            </w:r>
+          </w:p>
+          <w:p>
+            <w:pPr>
+              <w:spacing w:after="0"/>
+            </w:pPr>
+            <w:r>
+              <w:rPr>
+                <w:b w:val="0"/>
+                <w:i w:val="0"/>
+                <w:sz w:val="18"/>
+              </w:rPr>
+              <w:t>NLS-AT: Không mở cửa, không đi theo và không cho người lạ số điện thoại của cha mẹ dù</w:t>
             </w:r>
           </w:p>
         </w:tc>
@@ -10785,6 +11066,33 @@
                 <w:i w:val="0"/>
                 <w:sz w:val="18"/>
               </w:rPr>
+              <w:t>NLS-KT (Cơ bản 1): GV chiếu ảnh vệ tinh và video cảnh đẹp quê hương, kèm ảnh cùng một địa điểm khi bị xả rác</w:t>
+            </w:r>
+          </w:p>
+          <w:p>
+            <w:pPr>
+              <w:spacing w:after="0"/>
+            </w:pPr>
+            <w:r>
+              <w:rPr>
+                <w:b w:val="0"/>
+                <w:i w:val="0"/>
+                <w:sz w:val="18"/>
+              </w:rPr>
+              <w:t>NLS-ST (Cơ bản 1): GV chụp ảnh khu vực lớp nhận chăm sóc trước và sau khi HS dọn dẹp</w:t>
+            </w:r>
+          </w:p>
+          <w:p>
+            <w:pPr>
+              <w:spacing w:after="0"/>
+            </w:pPr>
+            <w:r>
+              <w:rPr>
+                <w:b w:val="0"/>
+                <w:i w:val="0"/>
+                <w:sz w:val="18"/>
+              </w:rPr>
+              <w:t>NLS-AT: Ảnh chụp ở trường chỉ dùng trong lớp</w:t>
             </w:r>
           </w:p>
         </w:tc>
@@ -11130,6 +11438,33 @@
                 <w:i w:val="0"/>
                 <w:sz w:val="18"/>
               </w:rPr>
+              <w:t>NLS-KT (Cơ bản 1): GV chiếu ảnh vệ tinh và video cảnh đẹp quê hương, kèm ảnh cùng một địa điểm khi bị xả rác</w:t>
+            </w:r>
+          </w:p>
+          <w:p>
+            <w:pPr>
+              <w:spacing w:after="0"/>
+            </w:pPr>
+            <w:r>
+              <w:rPr>
+                <w:b w:val="0"/>
+                <w:i w:val="0"/>
+                <w:sz w:val="18"/>
+              </w:rPr>
+              <w:t>NLS-ST (Cơ bản 1): GV chụp ảnh khu vực lớp nhận chăm sóc trước và sau khi HS dọn dẹp</w:t>
+            </w:r>
+          </w:p>
+          <w:p>
+            <w:pPr>
+              <w:spacing w:after="0"/>
+            </w:pPr>
+            <w:r>
+              <w:rPr>
+                <w:b w:val="0"/>
+                <w:i w:val="0"/>
+                <w:sz w:val="18"/>
+              </w:rPr>
+              <w:t>NLS-AT: Ảnh chụp ở trường chỉ dùng trong lớp</w:t>
             </w:r>
           </w:p>
         </w:tc>
@@ -11476,6 +11811,45 @@
                 <w:i w:val="0"/>
                 <w:sz w:val="18"/>
               </w:rPr>
+              <w:t>NLS-KT (Cơ bản 1): GV chiếu ảnh vệ tinh và video cảnh đẹp quê hương, kèm ảnh cùng một địa điểm khi bị xả rác</w:t>
+            </w:r>
+          </w:p>
+          <w:p>
+            <w:pPr>
+              <w:spacing w:after="0"/>
+            </w:pPr>
+            <w:r>
+              <w:rPr>
+                <w:b w:val="0"/>
+                <w:i w:val="0"/>
+                <w:sz w:val="18"/>
+              </w:rPr>
+              <w:t>NLS-ST (Cơ bản 1): GV chụp ảnh khu vực lớp nhận chăm sóc trước và sau khi HS dọn dẹp</w:t>
+            </w:r>
+          </w:p>
+          <w:p>
+            <w:pPr>
+              <w:spacing w:after="0"/>
+            </w:pPr>
+            <w:r>
+              <w:rPr>
+                <w:b w:val="0"/>
+                <w:i w:val="0"/>
+                <w:sz w:val="18"/>
+              </w:rPr>
+              <w:t>NLS-AT: Ảnh chụp ở trường chỉ dùng trong lớp</w:t>
+            </w:r>
+          </w:p>
+          <w:p>
+            <w:pPr>
+              <w:spacing w:after="0"/>
+            </w:pPr>
+            <w:r>
+              <w:rPr>
+                <w:b w:val="0"/>
+                <w:i w:val="0"/>
+                <w:sz w:val="18"/>
+              </w:rPr>
               <w:t>QPAN: Tổ chức tham quan di tích lịch sử, nhà truyền thống ở địa phương hoặc xem tư liệu thay thế; giáo dục yêu quê hương, yêu hoà bình, yêu Tổ quốc Việt Nam xã hội chủ nghĩa.</w:t>
             </w:r>
           </w:p>
@@ -12170,6 +12544,45 @@
                 <w:sz w:val="18"/>
               </w:rPr>
               <w:t>GDĐP: Tích hợp giáo dục địa phương</w:t>
+            </w:r>
+          </w:p>
+          <w:p>
+            <w:pPr>
+              <w:spacing w:after="0"/>
+            </w:pPr>
+            <w:r>
+              <w:rPr>
+                <w:b w:val="0"/>
+                <w:i w:val="0"/>
+                <w:sz w:val="18"/>
+              </w:rPr>
+              <w:t>NLS-KT (Cơ bản 1): GV chiếu ảnh vệ tinh và video cảnh đẹp quê hương, kèm ảnh cùng một địa điểm khi bị xả rác</w:t>
+            </w:r>
+          </w:p>
+          <w:p>
+            <w:pPr>
+              <w:spacing w:after="0"/>
+            </w:pPr>
+            <w:r>
+              <w:rPr>
+                <w:b w:val="0"/>
+                <w:i w:val="0"/>
+                <w:sz w:val="18"/>
+              </w:rPr>
+              <w:t>NLS-ST (Cơ bản 1): GV chụp ảnh khu vực lớp nhận chăm sóc trước và sau khi HS dọn dẹp</w:t>
+            </w:r>
+          </w:p>
+          <w:p>
+            <w:pPr>
+              <w:spacing w:after="0"/>
+            </w:pPr>
+            <w:r>
+              <w:rPr>
+                <w:b w:val="0"/>
+                <w:i w:val="0"/>
+                <w:sz w:val="18"/>
+              </w:rPr>
+              <w:t>NLS-AT: Ảnh chụp ở trường chỉ dùng trong lớp</w:t>
             </w:r>
           </w:p>
           <w:p>

--- a/assets/docs/lop1/Hoat dong trai nghiem - Lop 1.docx
+++ b/assets/docs/lop1/Hoat dong trai nghiem - Lop 1.docx
@@ -2738,6 +2738,32 @@
                 <w:i w:val="0"/>
                 <w:sz w:val="18"/>
               </w:rPr>
+              <w:t>NLS-GT (Cơ bản 1): Trong giờ Sinh hoạt Sao sơ kết tuần 6, GV chiếu bảng theo dõi của lớp lên màn hình và gõ ngay nhận xét của từng sao vào</w:t>
+            </w:r>
+          </w:p>
+          <w:p>
+            <w:pPr>
+              <w:spacing w:after="0"/>
+            </w:pPr>
+            <w:r>
+              <w:rPr>
+                <w:b w:val="0"/>
+                <w:i w:val="0"/>
+                <w:sz w:val="18"/>
+              </w:rPr>
+              <w:t>NLS-AT: Bảng theo dõi chỉ ghi việc làm, không ghi lời chê bạn</w:t>
+            </w:r>
+          </w:p>
+          <w:p>
+            <w:pPr>
+              <w:spacing w:after="0"/>
+            </w:pPr>
+            <w:r>
+              <w:rPr>
+                <w:b w:val="0"/>
+                <w:i w:val="0"/>
+                <w:sz w:val="18"/>
+              </w:rPr>
               <w:t>KNS: KN lập kế hoạch và quản lí chi tiêu, thời gian ở mức đơn giản.</w:t>
             </w:r>
           </w:p>
@@ -3429,6 +3455,32 @@
                 <w:i w:val="0"/>
                 <w:sz w:val="18"/>
               </w:rPr>
+              <w:t>NLS-GT (Cơ bản 1): Trong giờ Sinh hoạt Sao sơ kết tuần 8, GV chiếu bảng theo dõi của lớp và gõ nhận xét của từng sao ngay vào đúng dòng</w:t>
+            </w:r>
+          </w:p>
+          <w:p>
+            <w:pPr>
+              <w:spacing w:after="0"/>
+            </w:pPr>
+            <w:r>
+              <w:rPr>
+                <w:b w:val="0"/>
+                <w:i w:val="0"/>
+                <w:sz w:val="18"/>
+              </w:rPr>
+              <w:t>NLS-AT: Bảng theo dõi chỉ ghi việc làm tốt và việc cần cố gắng, không ghi lời chê bạn</w:t>
+            </w:r>
+          </w:p>
+          <w:p>
+            <w:pPr>
+              <w:spacing w:after="0"/>
+            </w:pPr>
+            <w:r>
+              <w:rPr>
+                <w:b w:val="0"/>
+                <w:i w:val="0"/>
+                <w:sz w:val="18"/>
+              </w:rPr>
               <w:t>KNS: KN lập kế hoạch và quản lí chi tiêu, thời gian ở mức đơn giản.</w:t>
             </w:r>
           </w:p>
@@ -4188,6 +4240,32 @@
                 <w:i w:val="0"/>
                 <w:sz w:val="18"/>
               </w:rPr>
+              <w:t>NLS-GT (Cơ bản 1): Trong giờ Sinh hoạt Sao sơ kết tuần 10, GV chiếu bảng theo dõi của lớp và gõ nhận xét của từng sao ngay vào đúng dòng</w:t>
+            </w:r>
+          </w:p>
+          <w:p>
+            <w:pPr>
+              <w:spacing w:after="0"/>
+            </w:pPr>
+            <w:r>
+              <w:rPr>
+                <w:b w:val="0"/>
+                <w:i w:val="0"/>
+                <w:sz w:val="18"/>
+              </w:rPr>
+              <w:t>NLS-AT: Bảng theo dõi chỉ ghi việc làm tốt và việc cần cố gắng, không ghi lời chê bạn</w:t>
+            </w:r>
+          </w:p>
+          <w:p>
+            <w:pPr>
+              <w:spacing w:after="0"/>
+            </w:pPr>
+            <w:r>
+              <w:rPr>
+                <w:b w:val="0"/>
+                <w:i w:val="0"/>
+                <w:sz w:val="18"/>
+              </w:rPr>
               <w:t>KNS: KN lập kế hoạch và quản lí chi tiêu, thời gian ở mức đơn giản.</w:t>
             </w:r>
           </w:p>
@@ -4906,6 +4984,32 @@
                 <w:i w:val="0"/>
                 <w:sz w:val="18"/>
               </w:rPr>
+              <w:t>NLS-GT (Cơ bản 1): Trong giờ Sinh hoạt Sao sơ kết tuần 12, GV chiếu bảng theo dõi của lớp và gõ nhận xét của từng sao ngay vào đúng dòng</w:t>
+            </w:r>
+          </w:p>
+          <w:p>
+            <w:pPr>
+              <w:spacing w:after="0"/>
+            </w:pPr>
+            <w:r>
+              <w:rPr>
+                <w:b w:val="0"/>
+                <w:i w:val="0"/>
+                <w:sz w:val="18"/>
+              </w:rPr>
+              <w:t>NLS-AT: Bảng theo dõi chỉ ghi việc làm tốt và việc cần cố gắng, không ghi lời chê bạn</w:t>
+            </w:r>
+          </w:p>
+          <w:p>
+            <w:pPr>
+              <w:spacing w:after="0"/>
+            </w:pPr>
+            <w:r>
+              <w:rPr>
+                <w:b w:val="0"/>
+                <w:i w:val="0"/>
+                <w:sz w:val="18"/>
+              </w:rPr>
               <w:t>KNS: KN lập kế hoạch và quản lí chi tiêu, thời gian ở mức đơn giản.</w:t>
             </w:r>
           </w:p>
@@ -5637,6 +5741,20 @@
                 <w:i w:val="0"/>
                 <w:sz w:val="18"/>
               </w:rPr>
+              <w:t>NLS-GT (Cơ bản 1): Trong giờ Sinh hoạt Sao sơ kết tuần 14, GV chiếu bảng theo dõi của lớp và gõ nhận xét của từng sao ngay vào đúng dòng</w:t>
+            </w:r>
+          </w:p>
+          <w:p>
+            <w:pPr>
+              <w:spacing w:after="0"/>
+            </w:pPr>
+            <w:r>
+              <w:rPr>
+                <w:b w:val="0"/>
+                <w:i w:val="0"/>
+                <w:sz w:val="18"/>
+              </w:rPr>
+              <w:t>NLS-AT: Bảng theo dõi chỉ ghi việc làm tốt và việc cần cố gắng, không ghi lời chê bạn</w:t>
             </w:r>
           </w:p>
         </w:tc>

--- a/assets/docs/lop1/Hoat dong trai nghiem - Lop 1.docx
+++ b/assets/docs/lop1/Hoat dong trai nghiem - Lop 1.docx
@@ -738,33 +738,7 @@
                 <w:i w:val="0"/>
                 <w:sz w:val="18"/>
               </w:rPr>
-              <w:t>NLS-KT (Cơ bản 1): GV chiếu tranh bài “LÀM QUEN VỚI BẠN MỚI” phóng to trên màn hình và mở bản ghi âm lời chào, lời giới thiệu bản thân</w:t>
-            </w:r>
-          </w:p>
-          <w:p>
-            <w:pPr>
-              <w:spacing w:after="0"/>
-            </w:pPr>
-            <w:r>
-              <w:rPr>
-                <w:b w:val="0"/>
-                <w:i w:val="0"/>
-                <w:sz w:val="18"/>
-              </w:rPr>
-              <w:t>NLS-GT (Cơ bản 1): GV quay bằng điện thoại một, hai cặp HS sắm vai làm quen, mở lại trên tivi để cả lớp nghe lời chào</w:t>
-            </w:r>
-          </w:p>
-          <w:p>
-            <w:pPr>
-              <w:spacing w:after="0"/>
-            </w:pPr>
-            <w:r>
-              <w:rPr>
-                <w:b w:val="0"/>
-                <w:i w:val="0"/>
-                <w:sz w:val="18"/>
-              </w:rPr>
-              <w:t>NLS-AT: Đoạn quay chỉ để cả lớp xem lại rồi xoá ngay</w:t>
+              <w:t>NLS-KT (Cơ bản 1): Chiếu tranh bài “LÀM QUEN VỚI BẠN MỚI” phóng to trên màn hình và mở bản ghi âm lời chào, lời giới thiệu bản thân.</w:t>
             </w:r>
           </w:p>
         </w:tc>
@@ -1111,33 +1085,7 @@
                 <w:i w:val="0"/>
                 <w:sz w:val="18"/>
               </w:rPr>
-              <w:t>NLS-KT (Cơ bản 1): GV chiếu tranh bài “NHỮNG VIỆC NÊN LÀM TRONG GIỜ HỌC, GIỜ CHƠI” phóng to, kèm bản ghi âm bài thơ ngắn về lớp học</w:t>
-            </w:r>
-          </w:p>
-          <w:p>
-            <w:pPr>
-              <w:spacing w:after="0"/>
-            </w:pPr>
-            <w:r>
-              <w:rPr>
-                <w:b w:val="0"/>
-                <w:i w:val="0"/>
-                <w:sz w:val="18"/>
-              </w:rPr>
-              <w:t>NLS-GT (Cơ bản 1): GV dùng điện thoại chụp ảnh việc tốt HS làm trong lớp như ngồi ngay ngắn, xếp ghế, nhặt rác</w:t>
-            </w:r>
-          </w:p>
-          <w:p>
-            <w:pPr>
-              <w:spacing w:after="0"/>
-            </w:pPr>
-            <w:r>
-              <w:rPr>
-                <w:b w:val="0"/>
-                <w:i w:val="0"/>
-                <w:sz w:val="18"/>
-              </w:rPr>
-              <w:t>NLS-AT: Đoạn quay chỉ để cả lớp xem lại rồi xoá ngay</w:t>
+              <w:t>NLS-GT (Cơ bản 1): Dùng điện thoại chụp ảnh việc tốt HS làm trong lớp như ngồi ngay ngắn, xếp ghế, nhặt rác.</w:t>
             </w:r>
           </w:p>
         </w:tc>
@@ -1252,45 +1200,6 @@
                 <w:i w:val="0"/>
                 <w:sz w:val="18"/>
               </w:rPr>
-              <w:t>NLS-KT (Cơ bản 1): Ở phần sinh hoạt theo chủ đề của tiết “SINH HOẠT SAO: SƠ KẾT TUẦN 2 - PHƯƠNG HƯỚNG TUẦN 3”, GV chiếu ảnh chụp giờ học</w:t>
-            </w:r>
-          </w:p>
-          <w:p>
-            <w:pPr>
-              <w:spacing w:after="0"/>
-            </w:pPr>
-            <w:r>
-              <w:rPr>
-                <w:b w:val="0"/>
-                <w:i w:val="0"/>
-                <w:sz w:val="18"/>
-              </w:rPr>
-              <w:t>NLS-GT (Cơ bản 1): Ở phần khởi động và đánh giá, GV mở nhạc bài hát Em yêu trường em trên máy để cả lớp hát, vận động</w:t>
-            </w:r>
-          </w:p>
-          <w:p>
-            <w:pPr>
-              <w:spacing w:after="0"/>
-            </w:pPr>
-            <w:r>
-              <w:rPr>
-                <w:b w:val="0"/>
-                <w:i w:val="0"/>
-                <w:sz w:val="18"/>
-              </w:rPr>
-              <w:t>NLS-AT: Ảnh giờ học, giờ chơi chỉ chiếu trong lớp, không đăng lên mạng</w:t>
-            </w:r>
-          </w:p>
-          <w:p>
-            <w:pPr>
-              <w:spacing w:after="0"/>
-            </w:pPr>
-            <w:r>
-              <w:rPr>
-                <w:b w:val="0"/>
-                <w:i w:val="0"/>
-                <w:sz w:val="18"/>
-              </w:rPr>
               <w:t>KNS: KN lập kế hoạch và quản lí chi tiêu, thời gian ở mức đơn giản.</w:t>
             </w:r>
           </w:p>
@@ -2212,33 +2121,7 @@
                 <w:i w:val="0"/>
                 <w:sz w:val="18"/>
               </w:rPr>
-              <w:t>NLS-KT (Cơ bản 1): GV chiếu bộ ảnh khuôn mặt thể hiện vui, buồn, tức giận, sợ hãi ở kích thước lớn để HS quan sát rõ nét mặt, ánh mắt</w:t>
-            </w:r>
-          </w:p>
-          <w:p>
-            <w:pPr>
-              <w:spacing w:after="0"/>
-            </w:pPr>
-            <w:r>
-              <w:rPr>
-                <w:b w:val="0"/>
-                <w:i w:val="0"/>
-                <w:sz w:val="18"/>
-              </w:rPr>
-              <w:t>NLS-ST (Cơ bản 1): GV cùng HS làm bảng cảm xúc của lớp trên máy tính: mỗi ngày HS chọn một khuôn mặt hợp với cảm xúc của mình</w:t>
-            </w:r>
-          </w:p>
-          <w:p>
-            <w:pPr>
-              <w:spacing w:after="0"/>
-            </w:pPr>
-            <w:r>
-              <w:rPr>
-                <w:b w:val="0"/>
-                <w:i w:val="0"/>
-                <w:sz w:val="18"/>
-              </w:rPr>
-              <w:t>NLS-AT: Không chụp ảnh, quay phim bạn lúc bạn đang buồn, đang khóc</w:t>
+              <w:t>NLS-KT (Cơ bản 1): Chiếu bộ ảnh khuôn mặt thể hiện vui, buồn, tức giận, sợ hãi ở kích thước lớn.</w:t>
             </w:r>
           </w:p>
           <w:p>
@@ -2597,33 +2480,7 @@
                 <w:i w:val="0"/>
                 <w:sz w:val="18"/>
               </w:rPr>
-              <w:t>NLS-KT (Cơ bản 1): GV chiếu các đoạn phim tình huống ngắn gắn với bài “YÊU THƯƠNG CON NGƯỜI”</w:t>
-            </w:r>
-          </w:p>
-          <w:p>
-            <w:pPr>
-              <w:spacing w:after="0"/>
-            </w:pPr>
-            <w:r>
-              <w:rPr>
-                <w:b w:val="0"/>
-                <w:i w:val="0"/>
-                <w:sz w:val="18"/>
-              </w:rPr>
-              <w:t>NLS-GT (Cơ bản 1): GV cho HS đóng vai theo tình huống vừa xem, quay lại một hai lượt đóng vai bằng điện thoại rồi mở lại để cả lớp cùng nhận</w:t>
-            </w:r>
-          </w:p>
-          <w:p>
-            <w:pPr>
-              <w:spacing w:after="0"/>
-            </w:pPr>
-            <w:r>
-              <w:rPr>
-                <w:b w:val="0"/>
-                <w:i w:val="0"/>
-                <w:sz w:val="18"/>
-              </w:rPr>
-              <w:t>NLS-AT: Đoạn quay chỉ để cả lớp xem lại rồi xoá ngay</w:t>
+              <w:t>NLS-GT (Cơ bản 1): Cho HS đóng vai theo tình huống vừa xem, quay lại một hai lượt đóng vai bằng điện thoại.</w:t>
             </w:r>
           </w:p>
         </w:tc>
@@ -2738,32 +2595,6 @@
                 <w:i w:val="0"/>
                 <w:sz w:val="18"/>
               </w:rPr>
-              <w:t>NLS-GT (Cơ bản 1): Trong giờ Sinh hoạt Sao sơ kết tuần 6, GV chiếu bảng theo dõi của lớp lên màn hình và gõ ngay nhận xét của từng sao vào</w:t>
-            </w:r>
-          </w:p>
-          <w:p>
-            <w:pPr>
-              <w:spacing w:after="0"/>
-            </w:pPr>
-            <w:r>
-              <w:rPr>
-                <w:b w:val="0"/>
-                <w:i w:val="0"/>
-                <w:sz w:val="18"/>
-              </w:rPr>
-              <w:t>NLS-AT: Bảng theo dõi chỉ ghi việc làm, không ghi lời chê bạn</w:t>
-            </w:r>
-          </w:p>
-          <w:p>
-            <w:pPr>
-              <w:spacing w:after="0"/>
-            </w:pPr>
-            <w:r>
-              <w:rPr>
-                <w:b w:val="0"/>
-                <w:i w:val="0"/>
-                <w:sz w:val="18"/>
-              </w:rPr>
               <w:t>KNS: KN lập kế hoạch và quản lí chi tiêu, thời gian ở mức đơn giản.</w:t>
             </w:r>
           </w:p>
@@ -3455,20 +3286,7 @@
                 <w:i w:val="0"/>
                 <w:sz w:val="18"/>
               </w:rPr>
-              <w:t>NLS-GT (Cơ bản 1): Trong giờ Sinh hoạt Sao sơ kết tuần 8, GV chiếu bảng theo dõi của lớp và gõ nhận xét của từng sao ngay vào đúng dòng</w:t>
-            </w:r>
-          </w:p>
-          <w:p>
-            <w:pPr>
-              <w:spacing w:after="0"/>
-            </w:pPr>
-            <w:r>
-              <w:rPr>
-                <w:b w:val="0"/>
-                <w:i w:val="0"/>
-                <w:sz w:val="18"/>
-              </w:rPr>
-              <w:t>NLS-AT: Bảng theo dõi chỉ ghi việc làm tốt và việc cần cố gắng, không ghi lời chê bạn</w:t>
+              <w:t>NLS-GT (Cơ bản 1): Trong giờ Sinh hoạt Sao sơ kết tuần 8, GV chiếu bảng theo dõi của lớp.</w:t>
             </w:r>
           </w:p>
           <w:p>
@@ -3713,33 +3531,7 @@
                 <w:i w:val="0"/>
                 <w:sz w:val="18"/>
               </w:rPr>
-              <w:t>NLS-KT (Cơ bản 1): GV chiếu các đoạn phim tình huống ngắn gắn với bài “THÂN THIỆN VỚI BẠN BÈ”</w:t>
-            </w:r>
-          </w:p>
-          <w:p>
-            <w:pPr>
-              <w:spacing w:after="0"/>
-            </w:pPr>
-            <w:r>
-              <w:rPr>
-                <w:b w:val="0"/>
-                <w:i w:val="0"/>
-                <w:sz w:val="18"/>
-              </w:rPr>
-              <w:t>NLS-GT (Cơ bản 1): GV cho HS đóng vai theo tình huống vừa xem, quay lại một hai lượt đóng vai bằng điện thoại rồi mở lại để cả lớp cùng nhận</w:t>
-            </w:r>
-          </w:p>
-          <w:p>
-            <w:pPr>
-              <w:spacing w:after="0"/>
-            </w:pPr>
-            <w:r>
-              <w:rPr>
-                <w:b w:val="0"/>
-                <w:i w:val="0"/>
-                <w:sz w:val="18"/>
-              </w:rPr>
-              <w:t>NLS-AT: Đoạn quay chỉ để cả lớp xem lại rồi xoá ngay</w:t>
+              <w:t>NLS-KT (Cơ bản 1): Chiếu các đoạn phim tình huống ngắn gắn với bài “THÂN THIỆN VỚI BẠN BÈ”, dừng hình đúng chỗ nhân vật phải chọn cách ứng xử.</w:t>
             </w:r>
           </w:p>
           <w:p>
@@ -4099,33 +3891,7 @@
                 <w:i w:val="0"/>
                 <w:sz w:val="18"/>
               </w:rPr>
-              <w:t>NLS-KT (Cơ bản 1): GV chiếu các đoạn phim tình huống ngắn gắn với bài “THỰC HIỆN NĂM ĐIỀU BÁC HỒ DẠY”</w:t>
-            </w:r>
-          </w:p>
-          <w:p>
-            <w:pPr>
-              <w:spacing w:after="0"/>
-            </w:pPr>
-            <w:r>
-              <w:rPr>
-                <w:b w:val="0"/>
-                <w:i w:val="0"/>
-                <w:sz w:val="18"/>
-              </w:rPr>
-              <w:t>NLS-GT (Cơ bản 1): GV cho HS đóng vai theo tình huống vừa xem, quay lại một hai lượt đóng vai bằng điện thoại rồi mở lại để cả lớp cùng nhận</w:t>
-            </w:r>
-          </w:p>
-          <w:p>
-            <w:pPr>
-              <w:spacing w:after="0"/>
-            </w:pPr>
-            <w:r>
-              <w:rPr>
-                <w:b w:val="0"/>
-                <w:i w:val="0"/>
-                <w:sz w:val="18"/>
-              </w:rPr>
-              <w:t>NLS-AT: Đoạn quay chỉ để cả lớp xem lại rồi xoá ngay</w:t>
+              <w:t>NLS-GT (Cơ bản 1): Cho HS đóng vai theo tình huống vừa xem, quay lại một hai lượt đóng vai bằng điện thoại.</w:t>
             </w:r>
           </w:p>
         </w:tc>
@@ -4240,32 +4006,6 @@
                 <w:i w:val="0"/>
                 <w:sz w:val="18"/>
               </w:rPr>
-              <w:t>NLS-GT (Cơ bản 1): Trong giờ Sinh hoạt Sao sơ kết tuần 10, GV chiếu bảng theo dõi của lớp và gõ nhận xét của từng sao ngay vào đúng dòng</w:t>
-            </w:r>
-          </w:p>
-          <w:p>
-            <w:pPr>
-              <w:spacing w:after="0"/>
-            </w:pPr>
-            <w:r>
-              <w:rPr>
-                <w:b w:val="0"/>
-                <w:i w:val="0"/>
-                <w:sz w:val="18"/>
-              </w:rPr>
-              <w:t>NLS-AT: Bảng theo dõi chỉ ghi việc làm tốt và việc cần cố gắng, không ghi lời chê bạn</w:t>
-            </w:r>
-          </w:p>
-          <w:p>
-            <w:pPr>
-              <w:spacing w:after="0"/>
-            </w:pPr>
-            <w:r>
-              <w:rPr>
-                <w:b w:val="0"/>
-                <w:i w:val="0"/>
-                <w:sz w:val="18"/>
-              </w:rPr>
               <w:t>KNS: KN lập kế hoạch và quản lí chi tiêu, thời gian ở mức đơn giản.</w:t>
             </w:r>
           </w:p>
@@ -4497,33 +4237,7 @@
                 <w:i w:val="0"/>
                 <w:sz w:val="18"/>
               </w:rPr>
-              <w:t>NLS-ST (Cơ bản 1): GV hướng dẫn HS làm tấm thiệp tri ân bằng tay, sau đó chụp ảnh sản phẩm và chiếu lên màn hình thành một triển lãm nhỏ để</w:t>
-            </w:r>
-          </w:p>
-          <w:p>
-            <w:pPr>
-              <w:spacing w:after="0"/>
-            </w:pPr>
-            <w:r>
-              <w:rPr>
-                <w:b w:val="0"/>
-                <w:i w:val="0"/>
-                <w:sz w:val="18"/>
-              </w:rPr>
-              <w:t>NLS-GT (Cơ bản 1): GV giúp HS tập nói lời chúc mừng thầy cô, quay lại lời chúc của cả lớp thành một đoạn ngắn để gửi tặng thầy cô dạy các</w:t>
-            </w:r>
-          </w:p>
-          <w:p>
-            <w:pPr>
-              <w:spacing w:after="0"/>
-            </w:pPr>
-            <w:r>
-              <w:rPr>
-                <w:b w:val="0"/>
-                <w:i w:val="0"/>
-                <w:sz w:val="18"/>
-              </w:rPr>
-              <w:t>NLS-AT: Chỉ gửi đoạn quay lời chúc cho thầy cô của trường; không đăng ảnh</w:t>
+              <w:t>NLS-ST (Cơ bản 1): Hướng dẫn HS làm tấm thiệp tri ân bằng tay, sau đó chụp ảnh sản phẩm và chiếu lên màn hình thành một triển lãm nhỏ.</w:t>
             </w:r>
           </w:p>
         </w:tc>
@@ -4984,20 +4698,7 @@
                 <w:i w:val="0"/>
                 <w:sz w:val="18"/>
               </w:rPr>
-              <w:t>NLS-GT (Cơ bản 1): Trong giờ Sinh hoạt Sao sơ kết tuần 12, GV chiếu bảng theo dõi của lớp và gõ nhận xét của từng sao ngay vào đúng dòng</w:t>
-            </w:r>
-          </w:p>
-          <w:p>
-            <w:pPr>
-              <w:spacing w:after="0"/>
-            </w:pPr>
-            <w:r>
-              <w:rPr>
-                <w:b w:val="0"/>
-                <w:i w:val="0"/>
-                <w:sz w:val="18"/>
-              </w:rPr>
-              <w:t>NLS-AT: Bảng theo dõi chỉ ghi việc làm tốt và việc cần cố gắng, không ghi lời chê bạn</w:t>
+              <w:t>NLS-GT (Cơ bản 1): Trong giờ Sinh hoạt Sao sơ kết tuần 12, GV chiếu bảng theo dõi của lớp.</w:t>
             </w:r>
           </w:p>
           <w:p>
@@ -5127,6 +4828,32 @@
                 <w:i w:val="0"/>
                 <w:sz w:val="18"/>
               </w:rPr>
+              <w:t>QTE</w:t>
+            </w:r>
+          </w:p>
+          <w:p>
+            <w:pPr>
+              <w:spacing w:after="0"/>
+            </w:pPr>
+            <w:r>
+              <w:rPr>
+                <w:b w:val="0"/>
+                <w:i w:val="0"/>
+                <w:sz w:val="18"/>
+              </w:rPr>
+              <w:t>QTE: trẻ em có quyền được vui chơi, được kết bạn và được lắng nghe; tôn trọng ý kiến, sự khác biệt của bạn trong lớp.</w:t>
+            </w:r>
+          </w:p>
+          <w:p>
+            <w:pPr>
+              <w:spacing w:after="0"/>
+            </w:pPr>
+            <w:r>
+              <w:rPr>
+                <w:b w:val="0"/>
+                <w:i w:val="0"/>
+                <w:sz w:val="18"/>
+              </w:rPr>
               <w:t>KNS: KN ứng phó với tình huống nguy hiểm và tìm kiếm sự trợ giúp.</w:t>
             </w:r>
           </w:p>
@@ -5242,33 +4969,7 @@
                 <w:i w:val="0"/>
                 <w:sz w:val="18"/>
               </w:rPr>
-              <w:t>NLS-KT (Cơ bản 1): GV chiếu video các trò chơi an toàn và trò chơi nguy hiểm ở sân trường</w:t>
-            </w:r>
-          </w:p>
-          <w:p>
-            <w:pPr>
-              <w:spacing w:after="0"/>
-            </w:pPr>
-            <w:r>
-              <w:rPr>
-                <w:b w:val="0"/>
-                <w:i w:val="0"/>
-                <w:sz w:val="18"/>
-              </w:rPr>
-              <w:t>NLS-GQVĐ (Cơ bản 1): GV chiếu ảnh chụp chính sân trường mình, mời HS lên chỉ trực tiếp trên màn hình những chỗ cần chú ý khi chơi và những chỗ không</w:t>
-            </w:r>
-          </w:p>
-          <w:p>
-            <w:pPr>
-              <w:spacing w:after="0"/>
-            </w:pPr>
-            <w:r>
-              <w:rPr>
-                <w:b w:val="0"/>
-                <w:i w:val="0"/>
-                <w:sz w:val="18"/>
-              </w:rPr>
-              <w:t>NLS-AT: Không bắt chước những trò leo trèo, xô đẩy, nhào lộn thấy trong clip trên mạng</w:t>
+              <w:t>NLS-KT (Cơ bản 1): Chiếu video các trò chơi an toàn và trò chơi nguy hiểm ở sân trường, dừng hình.</w:t>
             </w:r>
           </w:p>
           <w:p>
@@ -5741,20 +5442,7 @@
                 <w:i w:val="0"/>
                 <w:sz w:val="18"/>
               </w:rPr>
-              <w:t>NLS-GT (Cơ bản 1): Trong giờ Sinh hoạt Sao sơ kết tuần 14, GV chiếu bảng theo dõi của lớp và gõ nhận xét của từng sao ngay vào đúng dòng</w:t>
-            </w:r>
-          </w:p>
-          <w:p>
-            <w:pPr>
-              <w:spacing w:after="0"/>
-            </w:pPr>
-            <w:r>
-              <w:rPr>
-                <w:b w:val="0"/>
-                <w:i w:val="0"/>
-                <w:sz w:val="18"/>
-              </w:rPr>
-              <w:t>NLS-AT: Bảng theo dõi chỉ ghi việc làm tốt và việc cần cố gắng, không ghi lời chê bạn</w:t>
+              <w:t>NLS-GT (Cơ bản 1): Trong giờ Sinh hoạt Sao sơ kết tuần 14, GV chiếu bảng theo dõi của lớp.</w:t>
             </w:r>
           </w:p>
         </w:tc>
@@ -5985,33 +5673,7 @@
                 <w:i w:val="0"/>
                 <w:sz w:val="18"/>
               </w:rPr>
-              <w:t>NLS-KT (Cơ bản 1): GV chiếu phim tình huống bạn bị trêu chọc, bị doạ nạt, bị lấy đồ</w:t>
-            </w:r>
-          </w:p>
-          <w:p>
-            <w:pPr>
-              <w:spacing w:after="0"/>
-            </w:pPr>
-            <w:r>
-              <w:rPr>
-                <w:b w:val="0"/>
-                <w:i w:val="0"/>
-                <w:sz w:val="18"/>
-              </w:rPr>
-              <w:t>NLS-GT (Cơ bản 1): GV nêu thêm dạng bắt nạt qua thiết bị số: bị bạn nhắn tin trêu chọc, bị chụp ảnh lúc ngã rồi chuyền cho người khác xem</w:t>
-            </w:r>
-          </w:p>
-          <w:p>
-            <w:pPr>
-              <w:spacing w:after="0"/>
-            </w:pPr>
-            <w:r>
-              <w:rPr>
-                <w:b w:val="0"/>
-                <w:i w:val="0"/>
-                <w:sz w:val="18"/>
-              </w:rPr>
-              <w:t>NLS-AT: Không chụp ảnh, quay phim bạn lúc bạn ngã hay bị chê cười và không chuyền cho ai</w:t>
+              <w:t>NLS-KT (Cơ bản 1): Chiếu phim tình huống bạn bị trêu chọc, bị doạ nạt, bị lấy đồ.</w:t>
             </w:r>
           </w:p>
           <w:p>
@@ -6370,33 +6032,7 @@
                 <w:i w:val="0"/>
                 <w:sz w:val="18"/>
               </w:rPr>
-              <w:t>NLS-KT (Cơ bản 1): GV chiếu ảnh và video mô phỏng tai nạn thường gặp với dao, phích nước, bếp, ổ cắm điện</w:t>
-            </w:r>
-          </w:p>
-          <w:p>
-            <w:pPr>
-              <w:spacing w:after="0"/>
-            </w:pPr>
-            <w:r>
-              <w:rPr>
-                <w:b w:val="0"/>
-                <w:i w:val="0"/>
-                <w:sz w:val="18"/>
-              </w:rPr>
-              <w:t>NLS-GQVĐ (Cơ bản 1): GV chỉ ngay các thiết bị dùng điện có trong lớp (quạt, máy chiếu, dây sạc) và cho HS nói việc nên làm</w:t>
-            </w:r>
-          </w:p>
-          <w:p>
-            <w:pPr>
-              <w:spacing w:after="0"/>
-            </w:pPr>
-            <w:r>
-              <w:rPr>
-                <w:b w:val="0"/>
-                <w:i w:val="0"/>
-                <w:sz w:val="18"/>
-              </w:rPr>
-              <w:t>NLS-AT: Không cắm, rút phích điện và dây sạc điện thoại khi tay ướt</w:t>
+              <w:t>NLS-GQVĐ (Cơ bản 1): Chỉ ngay các thiết bị dùng điện có trong lớp (quạt, máy chiếu, dây sạc).</w:t>
             </w:r>
           </w:p>
           <w:p>
@@ -6755,33 +6391,7 @@
                 <w:i w:val="0"/>
                 <w:sz w:val="18"/>
               </w:rPr>
-              <w:t>NLS-ST (Cơ bản 1): GV chụp ảnh chân dung từng HS sau khi đã xin phép, chiếu lên màn hình để mỗi bạn tự giới thiệu về mình</w:t>
-            </w:r>
-          </w:p>
-          <w:p>
-            <w:pPr>
-              <w:spacing w:after="0"/>
-            </w:pPr>
-            <w:r>
-              <w:rPr>
-                <w:b w:val="0"/>
-                <w:i w:val="0"/>
-                <w:sz w:val="18"/>
-              </w:rPr>
-              <w:t>NLS-GT (Cơ bản 1): HS tập nói ba câu giới thiệu bản thân trước lớp theo dàn ý GV chiếu trên màn hình: tên em, điều em thích, điều em làm được.</w:t>
-            </w:r>
-          </w:p>
-          <w:p>
-            <w:pPr>
-              <w:spacing w:after="0"/>
-            </w:pPr>
-            <w:r>
-              <w:rPr>
-                <w:b w:val="0"/>
-                <w:i w:val="0"/>
-                <w:sz w:val="18"/>
-              </w:rPr>
-              <w:t>NLS-AT: Ảnh chân dung của HS chỉ dùng trong lớp</w:t>
+              <w:t>NLS-ST (Cơ bản 1): Chụp ảnh chân dung từng HS sau khi đã xin phép, chiếu lên màn hình.</w:t>
             </w:r>
           </w:p>
         </w:tc>
@@ -7126,33 +6736,7 @@
                 <w:i w:val="0"/>
                 <w:sz w:val="18"/>
               </w:rPr>
-              <w:t>NLS-KT (Cơ bản 1): GV chiếu video hướng dẫn từng thao tác của bài “GIỮ VỆ SINH CÁ NHÂN”</w:t>
-            </w:r>
-          </w:p>
-          <w:p>
-            <w:pPr>
-              <w:spacing w:after="0"/>
-            </w:pPr>
-            <w:r>
-              <w:rPr>
-                <w:b w:val="0"/>
-                <w:i w:val="0"/>
-                <w:sz w:val="18"/>
-              </w:rPr>
-              <w:t>NLS-GQVĐ (Cơ bản 1): GV cho HS chọn đúng - sai trên màn hình với từng hình ảnh việc làm hằng ngày</w:t>
-            </w:r>
-          </w:p>
-          <w:p>
-            <w:pPr>
-              <w:spacing w:after="0"/>
-            </w:pPr>
-            <w:r>
-              <w:rPr>
-                <w:b w:val="0"/>
-                <w:i w:val="0"/>
-                <w:sz w:val="18"/>
-              </w:rPr>
-              <w:t>NLS-AT: Không làm theo những mẹo vặt về ăn uống, ăn mặc</w:t>
+              <w:t>NLS-KT (Cơ bản 1): Chiếu video hướng dẫn từng thao tác của bài “GIỮ VỆ SINH CÁ NHÂN”, dừng lại ở mỗi bước cho HS làm.</w:t>
             </w:r>
           </w:p>
         </w:tc>
@@ -7521,33 +7105,7 @@
                 <w:i w:val="0"/>
                 <w:sz w:val="18"/>
               </w:rPr>
-              <w:t>NLS-KT (Cơ bản 1): GV chiếu video hướng dẫn từng thao tác của bài “ĂN UỐNG HỢP LÍ”</w:t>
-            </w:r>
-          </w:p>
-          <w:p>
-            <w:pPr>
-              <w:spacing w:after="0"/>
-            </w:pPr>
-            <w:r>
-              <w:rPr>
-                <w:b w:val="0"/>
-                <w:i w:val="0"/>
-                <w:sz w:val="18"/>
-              </w:rPr>
-              <w:t>NLS-GQVĐ (Cơ bản 1): GV cho HS chọn đúng - sai trên màn hình với từng hình ảnh việc làm hằng ngày</w:t>
-            </w:r>
-          </w:p>
-          <w:p>
-            <w:pPr>
-              <w:spacing w:after="0"/>
-            </w:pPr>
-            <w:r>
-              <w:rPr>
-                <w:b w:val="0"/>
-                <w:i w:val="0"/>
-                <w:sz w:val="18"/>
-              </w:rPr>
-              <w:t>NLS-AT: Không làm theo những mẹo vặt về ăn uống, ăn mặc</w:t>
+              <w:t>NLS-GQVĐ (Cơ bản 1): Cho HS chọn đúng - sai trên màn hình với từng hình ảnh việc làm hằng ngày; máy hiện đáp án ngay.</w:t>
             </w:r>
           </w:p>
         </w:tc>
@@ -7892,33 +7450,7 @@
                 <w:i w:val="0"/>
                 <w:sz w:val="18"/>
               </w:rPr>
-              <w:t>NLS-KT (Cơ bản 1): GV chiếu video hướng dẫn từng thao tác của bài “SỬ DỤNG TRANG PHỤC HẰNG NGÀY”</w:t>
-            </w:r>
-          </w:p>
-          <w:p>
-            <w:pPr>
-              <w:spacing w:after="0"/>
-            </w:pPr>
-            <w:r>
-              <w:rPr>
-                <w:b w:val="0"/>
-                <w:i w:val="0"/>
-                <w:sz w:val="18"/>
-              </w:rPr>
-              <w:t>NLS-GQVĐ (Cơ bản 1): GV cho HS chọn đúng - sai trên màn hình với từng hình ảnh việc làm hằng ngày</w:t>
-            </w:r>
-          </w:p>
-          <w:p>
-            <w:pPr>
-              <w:spacing w:after="0"/>
-            </w:pPr>
-            <w:r>
-              <w:rPr>
-                <w:b w:val="0"/>
-                <w:i w:val="0"/>
-                <w:sz w:val="18"/>
-              </w:rPr>
-              <w:t>NLS-AT: Không làm theo những mẹo vặt về ăn uống, ăn mặc</w:t>
+              <w:t>NLS-KT (Cơ bản 1): Chiếu video hướng dẫn từng thao tác của bài “SỬ DỤNG TRANG PHỤC HẰNG NGÀY”, dừng lại ở mỗi bước cho.</w:t>
             </w:r>
           </w:p>
         </w:tc>
@@ -8263,33 +7795,7 @@
                 <w:i w:val="0"/>
                 <w:sz w:val="18"/>
               </w:rPr>
-              <w:t>NLS-KT (Cơ bản 1): GV chiếu cặp ảnh trước - sau của một góc nhà được dọn dẹp và video ngắn về không khí chuẩn bị Tết ở các vùng miền để</w:t>
-            </w:r>
-          </w:p>
-          <w:p>
-            <w:pPr>
-              <w:spacing w:after="0"/>
-            </w:pPr>
-            <w:r>
-              <w:rPr>
-                <w:b w:val="0"/>
-                <w:i w:val="0"/>
-                <w:sz w:val="18"/>
-              </w:rPr>
-              <w:t>NLS-ST (Cơ bản 1): HS làm việc thật ở nhà, nhờ cha mẹ chụp giúp một ảnh; GV chiếu các ảnh đó lên màn hình để cả lớp cùng nhận xét và</w:t>
-            </w:r>
-          </w:p>
-          <w:p>
-            <w:pPr>
-              <w:spacing w:after="0"/>
-            </w:pPr>
-            <w:r>
-              <w:rPr>
-                <w:b w:val="0"/>
-                <w:i w:val="0"/>
-                <w:sz w:val="18"/>
-              </w:rPr>
-              <w:t>NLS-AT: Ảnh chụp trong nhà chỉ gửi cho GV và chỉ chiếu trong lớp, không đăng lên mạng</w:t>
+              <w:t>NLS-ST (Cơ bản 1): HS làm việc thật ở nhà, nhờ cha mẹ chụp giúp một ảnh; GV chiếu các ảnh đó lên màn hình.</w:t>
             </w:r>
           </w:p>
         </w:tc>
@@ -8749,6 +8255,19 @@
                 <w:i w:val="0"/>
                 <w:sz w:val="18"/>
               </w:rPr>
+              <w:t>NLS-KT (Cơ bản 1): Ở phần Sơ kết tuần 22, GV chiếu bảng theo dõi thi đua của lớp lên màn hình.</w:t>
+            </w:r>
+          </w:p>
+          <w:p>
+            <w:pPr>
+              <w:spacing w:after="0"/>
+            </w:pPr>
+            <w:r>
+              <w:rPr>
+                <w:b w:val="0"/>
+                <w:i w:val="0"/>
+                <w:sz w:val="18"/>
+              </w:rPr>
               <w:t>KNS: KN lập kế hoạch và quản lí chi tiêu, thời gian ở mức đơn giản.</w:t>
             </w:r>
           </w:p>
@@ -8981,33 +8500,7 @@
                 <w:i w:val="0"/>
                 <w:sz w:val="18"/>
               </w:rPr>
-              <w:t>NLS-KT (Cơ bản 1): GV chiếu tình huống nhận quà ngày Tết, dừng hình để HS chọn cách nhận quà bằng hai tay và nói lời cảm ơn phù hợp.</w:t>
-            </w:r>
-          </w:p>
-          <w:p>
-            <w:pPr>
-              <w:spacing w:after="0"/>
-            </w:pPr>
-            <w:r>
-              <w:rPr>
-                <w:b w:val="0"/>
-                <w:i w:val="0"/>
-                <w:sz w:val="18"/>
-              </w:rPr>
-              <w:t>NLS-GT (Cơ bản 1): GV thực hiện một cuộc gọi video mẫu chúc Tết người thân trên thiết bị của mình; HS quan sát rồi tập nói lời chúc</w:t>
-            </w:r>
-          </w:p>
-          <w:p>
-            <w:pPr>
-              <w:spacing w:after="0"/>
-            </w:pPr>
-            <w:r>
-              <w:rPr>
-                <w:b w:val="0"/>
-                <w:i w:val="0"/>
-                <w:sz w:val="18"/>
-              </w:rPr>
-              <w:t>NLS-AT: HS chỉ gọi điện, gọi video cho người thân khi có người lớn ở bên; không nhận quà</w:t>
+              <w:t>NLS-GT (Cơ bản 1): Thực hiện một cuộc gọi video mẫu chúc Tết người thân trên thiết bị của mình.</w:t>
             </w:r>
           </w:p>
         </w:tc>
@@ -9467,6 +8960,19 @@
                 <w:i w:val="0"/>
                 <w:sz w:val="18"/>
               </w:rPr>
+              <w:t>NLS-KT (Cơ bản 1): Ở phần Sơ kết tuần 24, GV chiếu bảng theo dõi thi đua của lớp lên màn hình.</w:t>
+            </w:r>
+          </w:p>
+          <w:p>
+            <w:pPr>
+              <w:spacing w:after="0"/>
+            </w:pPr>
+            <w:r>
+              <w:rPr>
+                <w:b w:val="0"/>
+                <w:i w:val="0"/>
+                <w:sz w:val="18"/>
+              </w:rPr>
               <w:t>KNS: KN lập kế hoạch và quản lí chi tiêu, thời gian ở mức đơn giản.</w:t>
             </w:r>
           </w:p>
@@ -9712,33 +9218,7 @@
                 <w:i w:val="0"/>
                 <w:sz w:val="18"/>
               </w:rPr>
-              <w:t>NLS-KT (Cơ bản 1): GV chiếu ảnh, video về việc làm của người dân trong khu phố, thôn xóm gắn với bài “HÀNG XÓM NHÀ EM” để HS thấy được những việc</w:t>
-            </w:r>
-          </w:p>
-          <w:p>
-            <w:pPr>
-              <w:spacing w:after="0"/>
-            </w:pPr>
-            <w:r>
-              <w:rPr>
-                <w:b w:val="0"/>
-                <w:i w:val="0"/>
-                <w:sz w:val="18"/>
-              </w:rPr>
-              <w:t>NLS-GT (Cơ bản 1): GV hướng dẫn HS cách chào hỏi, cảm ơn hàng xóm và cách nhờ người lớn gọi điện khi cần giúp đỡ</w:t>
-            </w:r>
-          </w:p>
-          <w:p>
-            <w:pPr>
-              <w:spacing w:after="0"/>
-            </w:pPr>
-            <w:r>
-              <w:rPr>
-                <w:b w:val="0"/>
-                <w:i w:val="0"/>
-                <w:sz w:val="18"/>
-              </w:rPr>
-              <w:t>NLS-AT: Không mở cửa, không đi theo và không cho người lạ số điện thoại của cha mẹ dù</w:t>
+              <w:t>NLS-GT (Cơ bản 1): Hướng dẫn HS cách chào hỏi, cảm ơn hàng xóm và cách nhờ người lớn gọi điện khi cần giúp đỡ.</w:t>
             </w:r>
           </w:p>
           <w:p>
@@ -10441,33 +9921,7 @@
                 <w:i w:val="0"/>
                 <w:sz w:val="18"/>
               </w:rPr>
-              <w:t>NLS-KT (Cơ bản 1): GV chiếu ảnh, video về việc làm của người dân trong khu phố, thôn xóm gắn với bài “EM THAM GIA CÁC HOẠT ĐỘNG XÃ HỘI” để HS</w:t>
-            </w:r>
-          </w:p>
-          <w:p>
-            <w:pPr>
-              <w:spacing w:after="0"/>
-            </w:pPr>
-            <w:r>
-              <w:rPr>
-                <w:b w:val="0"/>
-                <w:i w:val="0"/>
-                <w:sz w:val="18"/>
-              </w:rPr>
-              <w:t>NLS-GT (Cơ bản 1): GV hướng dẫn HS cách chào hỏi, cảm ơn hàng xóm và cách nhờ người lớn gọi điện khi cần giúp đỡ</w:t>
-            </w:r>
-          </w:p>
-          <w:p>
-            <w:pPr>
-              <w:spacing w:after="0"/>
-            </w:pPr>
-            <w:r>
-              <w:rPr>
-                <w:b w:val="0"/>
-                <w:i w:val="0"/>
-                <w:sz w:val="18"/>
-              </w:rPr>
-              <w:t>NLS-AT: Không mở cửa, không đi theo và không cho người lạ số điện thoại của cha mẹ dù</w:t>
+              <w:t>NLS-KT (Cơ bản 1): Ở hoạt động Khám phá bài “Em tham gia các hoạt động xã hội”, GV chiếu ảnh các hoạt động ở địa phương.</w:t>
             </w:r>
           </w:p>
         </w:tc>
@@ -10812,33 +10266,7 @@
                 <w:i w:val="0"/>
                 <w:sz w:val="18"/>
               </w:rPr>
-              <w:t>NLS-KT (Cơ bản 1): GV chiếu ảnh, video về việc làm của người dân trong khu phố, thôn xóm gắn với bài “EM THAM GIA CÁC HOẠT ĐỘNG XÃ HỘI” để HS</w:t>
-            </w:r>
-          </w:p>
-          <w:p>
-            <w:pPr>
-              <w:spacing w:after="0"/>
-            </w:pPr>
-            <w:r>
-              <w:rPr>
-                <w:b w:val="0"/>
-                <w:i w:val="0"/>
-                <w:sz w:val="18"/>
-              </w:rPr>
-              <w:t>NLS-GT (Cơ bản 1): GV hướng dẫn HS cách chào hỏi, cảm ơn hàng xóm và cách nhờ người lớn gọi điện khi cần giúp đỡ</w:t>
-            </w:r>
-          </w:p>
-          <w:p>
-            <w:pPr>
-              <w:spacing w:after="0"/>
-            </w:pPr>
-            <w:r>
-              <w:rPr>
-                <w:b w:val="0"/>
-                <w:i w:val="0"/>
-                <w:sz w:val="18"/>
-              </w:rPr>
-              <w:t>NLS-AT: Không mở cửa, không đi theo và không cho người lạ số điện thoại của cha mẹ dù</w:t>
+              <w:t>NLS-GT (Cơ bản 1): Ở hoạt động Luyện tập, GV mở bảng chung “Việc lớp em sẽ làm – Ai chuẩn bị gì”.</w:t>
             </w:r>
           </w:p>
         </w:tc>
@@ -11184,33 +10612,7 @@
                 <w:i w:val="0"/>
                 <w:sz w:val="18"/>
               </w:rPr>
-              <w:t>NLS-KT (Cơ bản 1): GV chiếu ảnh vệ tinh và video cảnh đẹp quê hương, kèm ảnh cùng một địa điểm khi bị xả rác</w:t>
-            </w:r>
-          </w:p>
-          <w:p>
-            <w:pPr>
-              <w:spacing w:after="0"/>
-            </w:pPr>
-            <w:r>
-              <w:rPr>
-                <w:b w:val="0"/>
-                <w:i w:val="0"/>
-                <w:sz w:val="18"/>
-              </w:rPr>
-              <w:t>NLS-ST (Cơ bản 1): GV chụp ảnh khu vực lớp nhận chăm sóc trước và sau khi HS dọn dẹp</w:t>
-            </w:r>
-          </w:p>
-          <w:p>
-            <w:pPr>
-              <w:spacing w:after="0"/>
-            </w:pPr>
-            <w:r>
-              <w:rPr>
-                <w:b w:val="0"/>
-                <w:i w:val="0"/>
-                <w:sz w:val="18"/>
-              </w:rPr>
-              <w:t>NLS-AT: Ảnh chụp ở trường chỉ dùng trong lớp</w:t>
+              <w:t>NLS-KT (Cơ bản 1): Ở hoạt động Khám phá bài “Thiên nhiên tươi đẹp quê em”, GV chiếu ảnh cây xanh, vườn hoa, dòng sông ở.</w:t>
             </w:r>
           </w:p>
         </w:tc>
@@ -11556,33 +10958,7 @@
                 <w:i w:val="0"/>
                 <w:sz w:val="18"/>
               </w:rPr>
-              <w:t>NLS-KT (Cơ bản 1): GV chiếu ảnh vệ tinh và video cảnh đẹp quê hương, kèm ảnh cùng một địa điểm khi bị xả rác</w:t>
-            </w:r>
-          </w:p>
-          <w:p>
-            <w:pPr>
-              <w:spacing w:after="0"/>
-            </w:pPr>
-            <w:r>
-              <w:rPr>
-                <w:b w:val="0"/>
-                <w:i w:val="0"/>
-                <w:sz w:val="18"/>
-              </w:rPr>
-              <w:t>NLS-ST (Cơ bản 1): GV chụp ảnh khu vực lớp nhận chăm sóc trước và sau khi HS dọn dẹp</w:t>
-            </w:r>
-          </w:p>
-          <w:p>
-            <w:pPr>
-              <w:spacing w:after="0"/>
-            </w:pPr>
-            <w:r>
-              <w:rPr>
-                <w:b w:val="0"/>
-                <w:i w:val="0"/>
-                <w:sz w:val="18"/>
-              </w:rPr>
-              <w:t>NLS-AT: Ảnh chụp ở trường chỉ dùng trong lớp</w:t>
+              <w:t>NLS-GT (Cơ bản 1): Ở hoạt động Luyện tập, GV mở bảng chung “Cây, hoa lớp em chăm sóc – Người phụ trách”.</w:t>
             </w:r>
           </w:p>
         </w:tc>
@@ -11929,33 +11305,7 @@
                 <w:i w:val="0"/>
                 <w:sz w:val="18"/>
               </w:rPr>
-              <w:t>NLS-KT (Cơ bản 1): GV chiếu ảnh vệ tinh và video cảnh đẹp quê hương, kèm ảnh cùng một địa điểm khi bị xả rác</w:t>
-            </w:r>
-          </w:p>
-          <w:p>
-            <w:pPr>
-              <w:spacing w:after="0"/>
-            </w:pPr>
-            <w:r>
-              <w:rPr>
-                <w:b w:val="0"/>
-                <w:i w:val="0"/>
-                <w:sz w:val="18"/>
-              </w:rPr>
-              <w:t>NLS-ST (Cơ bản 1): GV chụp ảnh khu vực lớp nhận chăm sóc trước và sau khi HS dọn dẹp</w:t>
-            </w:r>
-          </w:p>
-          <w:p>
-            <w:pPr>
-              <w:spacing w:after="0"/>
-            </w:pPr>
-            <w:r>
-              <w:rPr>
-                <w:b w:val="0"/>
-                <w:i w:val="0"/>
-                <w:sz w:val="18"/>
-              </w:rPr>
-              <w:t>NLS-AT: Ảnh chụp ở trường chỉ dùng trong lớp</w:t>
+              <w:t>NLS-KT (Cơ bản 1): Chiếu ảnh vệ tinh và video cảnh đẹp quê hương, kèm ảnh cùng một địa điểm khi bị xả rác.</w:t>
             </w:r>
           </w:p>
           <w:p>
@@ -12429,6 +11779,19 @@
                 <w:i w:val="0"/>
                 <w:sz w:val="18"/>
               </w:rPr>
+              <w:t>NLS-GT (Cơ bản 1): Ở phần Phương hướng tuần 33, GV mở bảng chung còn trống trên màn hình, đại diện các tổ lần lượt lên.</w:t>
+            </w:r>
+          </w:p>
+          <w:p>
+            <w:pPr>
+              <w:spacing w:after="0"/>
+            </w:pPr>
+            <w:r>
+              <w:rPr>
+                <w:b w:val="0"/>
+                <w:i w:val="0"/>
+                <w:sz w:val="18"/>
+              </w:rPr>
               <w:t>KNS: KN lập kế hoạch và quản lí chi tiêu, thời gian ở mức đơn giản.</w:t>
             </w:r>
           </w:p>
@@ -12674,33 +12037,7 @@
                 <w:i w:val="0"/>
                 <w:sz w:val="18"/>
               </w:rPr>
-              <w:t>NLS-KT (Cơ bản 1): GV chiếu ảnh vệ tinh và video cảnh đẹp quê hương, kèm ảnh cùng một địa điểm khi bị xả rác</w:t>
-            </w:r>
-          </w:p>
-          <w:p>
-            <w:pPr>
-              <w:spacing w:after="0"/>
-            </w:pPr>
-            <w:r>
-              <w:rPr>
-                <w:b w:val="0"/>
-                <w:i w:val="0"/>
-                <w:sz w:val="18"/>
-              </w:rPr>
-              <w:t>NLS-ST (Cơ bản 1): GV chụp ảnh khu vực lớp nhận chăm sóc trước và sau khi HS dọn dẹp</w:t>
-            </w:r>
-          </w:p>
-          <w:p>
-            <w:pPr>
-              <w:spacing w:after="0"/>
-            </w:pPr>
-            <w:r>
-              <w:rPr>
-                <w:b w:val="0"/>
-                <w:i w:val="0"/>
-                <w:sz w:val="18"/>
-              </w:rPr>
-              <w:t>NLS-AT: Ảnh chụp ở trường chỉ dùng trong lớp</w:t>
+              <w:t>NLS-KT (Cơ bản 1): Chiếu ảnh vệ tinh và video cảnh đẹp quê hương, kèm ảnh cùng một địa điểm khi bị xả rác.</w:t>
             </w:r>
           </w:p>
           <w:p>
@@ -13181,6 +12518,19 @@
               <w:spacing w:after="0"/>
             </w:pPr>
             <w:r/>
+            <w:r>
+              <w:rPr>
+                <w:b w:val="0"/>
+                <w:i w:val="0"/>
+                <w:sz w:val="18"/>
+              </w:rPr>
+              <w:t>NLS-GT (Cơ bản 1): Ở phần Phương hướng tuần 35, GV mở bảng chung còn trống trên màn hình, đại diện các tổ lần lượt lên.</w:t>
+            </w:r>
+          </w:p>
+          <w:p>
+            <w:pPr>
+              <w:spacing w:after="0"/>
+            </w:pPr>
             <w:r>
               <w:rPr>
                 <w:b w:val="0"/>

--- a/assets/docs/lop1/Hoat dong trai nghiem - Lop 1.docx
+++ b/assets/docs/lop1/Hoat dong trai nghiem - Lop 1.docx
@@ -738,7 +738,7 @@
                 <w:i w:val="0"/>
                 <w:sz w:val="18"/>
               </w:rPr>
-              <w:t>NLS-KT (Cơ bản 1): Chiếu tranh bài “LÀM QUEN VỚI BẠN MỚI” phóng to trên màn hình và mở bản ghi âm lời chào, lời giới thiệu bản thân.</w:t>
+              <w:t>Năng lực số 2.3 CB1a: HS chào hỏi, giới thiệu tên mình và nói lời lịch sự khi tham gia hoạt động chung có GV hướng dẫn</w:t>
             </w:r>
           </w:p>
         </w:tc>
@@ -970,6 +970,19 @@
                 <w:i w:val="0"/>
                 <w:sz w:val="18"/>
               </w:rPr>
+              <w:t>Năng lực số 1.1 CB1b: HS tìm thông tin, tư liệu liên quan chủ điểm từ sách và nguồn số phù hợp</w:t>
+            </w:r>
+          </w:p>
+          <w:p>
+            <w:pPr>
+              <w:spacing w:after="0"/>
+            </w:pPr>
+            <w:r>
+              <w:rPr>
+                <w:b w:val="0"/>
+                <w:i w:val="0"/>
+                <w:sz w:val="18"/>
+              </w:rPr>
               <w:t>QPAN: Rèn nền nếp, kỉ luật, chấp hành pháp luật giao thông — yêu cầu cơ bản của giáo dục quốc phòng và an ninh ở tiểu học.</w:t>
             </w:r>
           </w:p>
@@ -1085,7 +1098,7 @@
                 <w:i w:val="0"/>
                 <w:sz w:val="18"/>
               </w:rPr>
-              <w:t>NLS-GT (Cơ bản 1): Dùng điện thoại chụp ảnh việc tốt HS làm trong lớp như ngồi ngay ngắn, xếp ghế, nhặt rác.</w:t>
+              <w:t>Năng lực số 2.5 CB1a: HS xem phim tình huống và chọn được cách ứng xử phù hợp với bạn bè, thầy cô</w:t>
             </w:r>
           </w:p>
         </w:tc>
@@ -1431,6 +1444,7 @@
                 <w:i w:val="0"/>
                 <w:sz w:val="18"/>
               </w:rPr>
+              <w:t>Năng lực số 2.5 CB1a: HS xem phim tình huống và chọn được cách ứng xử phù hợp với bạn bè, thầy cô</w:t>
             </w:r>
           </w:p>
         </w:tc>
@@ -1545,6 +1559,19 @@
                 <w:i w:val="0"/>
                 <w:sz w:val="18"/>
               </w:rPr>
+              <w:t>Năng lực số 1.1 CB1b: HS hình dung và kể lại được việc sắp làm sau khi xem ảnh, video minh hoạ</w:t>
+            </w:r>
+          </w:p>
+          <w:p>
+            <w:pPr>
+              <w:spacing w:after="0"/>
+            </w:pPr>
+            <w:r>
+              <w:rPr>
+                <w:b w:val="0"/>
+                <w:i w:val="0"/>
+                <w:sz w:val="18"/>
+              </w:rPr>
               <w:t>KNS: KN tự đánh giá và đánh giá bạn một cách khách quan, thiện chí.</w:t>
             </w:r>
           </w:p>
@@ -1776,6 +1803,7 @@
                 <w:i w:val="0"/>
                 <w:sz w:val="18"/>
               </w:rPr>
+              <w:t>Năng lực số 2.5 CB1a: HS xem phim tình huống và chọn được cách ứng xử phù hợp với bạn bè, thầy cô</w:t>
             </w:r>
           </w:p>
         </w:tc>
@@ -2121,7 +2149,7 @@
                 <w:i w:val="0"/>
                 <w:sz w:val="18"/>
               </w:rPr>
-              <w:t>NLS-KT (Cơ bản 1): Chiếu bộ ảnh khuôn mặt thể hiện vui, buồn, tức giận, sợ hãi ở kích thước lớn.</w:t>
+              <w:t>NLS: Năng lực số 1.1 CB1b: HS gọi tên được các cảm xúc qua ảnh khuôn mặt chiếu trên màn hình</w:t>
             </w:r>
           </w:p>
           <w:p>
@@ -2480,7 +2508,7 @@
                 <w:i w:val="0"/>
                 <w:sz w:val="18"/>
               </w:rPr>
-              <w:t>NLS-GT (Cơ bản 1): Cho HS đóng vai theo tình huống vừa xem, quay lại một hai lượt đóng vai bằng điện thoại.</w:t>
+              <w:t>Năng lực số 2.5 CB1a: HS xem phim tình huống và chọn được cách ứng xử phù hợp với bạn bè, thầy cô</w:t>
             </w:r>
           </w:p>
         </w:tc>
@@ -2826,6 +2854,7 @@
                 <w:i w:val="0"/>
                 <w:sz w:val="18"/>
               </w:rPr>
+              <w:t>Năng lực số 2.5 CB1a: HS xem phim tình huống và chọn được cách ứng xử phù hợp với bạn bè, thầy cô</w:t>
             </w:r>
           </w:p>
         </w:tc>
@@ -3172,6 +3201,7 @@
                 <w:i w:val="0"/>
                 <w:sz w:val="18"/>
               </w:rPr>
+              <w:t>Năng lực số 2.5 CB1a: HS xem phim tình huống và chọn được cách ứng xử phù hợp với bạn bè, thầy cô</w:t>
             </w:r>
           </w:p>
         </w:tc>
@@ -3416,6 +3446,19 @@
                 <w:i w:val="0"/>
                 <w:sz w:val="18"/>
               </w:rPr>
+              <w:t>Năng lực số 1.1 CB1b: HS tìm thông tin, tư liệu liên quan chủ điểm từ sách và nguồn số phù hợp</w:t>
+            </w:r>
+          </w:p>
+          <w:p>
+            <w:pPr>
+              <w:spacing w:after="0"/>
+            </w:pPr>
+            <w:r>
+              <w:rPr>
+                <w:b w:val="0"/>
+                <w:i w:val="0"/>
+                <w:sz w:val="18"/>
+              </w:rPr>
               <w:t>QPAN: Tổ chức hoạt động tìm hiểu, thăm hỏi, tri ân gia đình thương binh, liệt sĩ, đơn vị bộ đội, công an trên địa bàn; giới thiệu hình ảnh chú bộ đội Quân đội nhân dân, chú công an Công an nhân dân và di tích lịch sử ở địa phương.</w:t>
             </w:r>
           </w:p>
@@ -3531,7 +3574,7 @@
                 <w:i w:val="0"/>
                 <w:sz w:val="18"/>
               </w:rPr>
-              <w:t>NLS-KT (Cơ bản 1): Chiếu các đoạn phim tình huống ngắn gắn với bài “THÂN THIỆN VỚI BẠN BÈ”, dừng hình đúng chỗ nhân vật phải chọn cách ứng xử.</w:t>
+              <w:t>Năng lực số 2.5 CB1a: HS xem phim tình huống và chọn được cách ứng xử phù hợp với bạn bè, thầy cô</w:t>
             </w:r>
           </w:p>
           <w:p>
@@ -3891,7 +3934,7 @@
                 <w:i w:val="0"/>
                 <w:sz w:val="18"/>
               </w:rPr>
-              <w:t>NLS-GT (Cơ bản 1): Cho HS đóng vai theo tình huống vừa xem, quay lại một hai lượt đóng vai bằng điện thoại.</w:t>
+              <w:t>Năng lực số 2.5 CB1a: HS xem phim tình huống và chọn được cách ứng xử phù hợp với bạn bè, thầy cô</w:t>
             </w:r>
           </w:p>
         </w:tc>
@@ -4237,7 +4280,7 @@
                 <w:i w:val="0"/>
                 <w:sz w:val="18"/>
               </w:rPr>
-              <w:t>NLS-ST (Cơ bản 1): Hướng dẫn HS làm tấm thiệp tri ân bằng tay, sau đó chụp ảnh sản phẩm và chiếu lên màn hình thành một triển lãm nhỏ.</w:t>
+              <w:t>NLS: Năng lực số 2.5 CB1a: HS nói được lời chúc mừng thầy cô rõ ràng, lễ phép</w:t>
             </w:r>
           </w:p>
         </w:tc>
@@ -4469,6 +4512,19 @@
                 <w:i w:val="0"/>
                 <w:sz w:val="18"/>
               </w:rPr>
+              <w:t>Năng lực số 3.1 CB1b: HS chọn cách giới thiệu sản phẩm/hình ảnh theo chủ điểm bằng phương tiện số đơn giản</w:t>
+            </w:r>
+          </w:p>
+          <w:p>
+            <w:pPr>
+              <w:spacing w:after="0"/>
+            </w:pPr>
+            <w:r>
+              <w:rPr>
+                <w:b w:val="0"/>
+                <w:i w:val="0"/>
+                <w:sz w:val="18"/>
+              </w:rPr>
               <w:t>KNS: KN lao động tự phục vụ và bước đầu tìm hiểu nghề nghiệp.</w:t>
             </w:r>
           </w:p>
@@ -4584,6 +4640,7 @@
                 <w:i w:val="0"/>
                 <w:sz w:val="18"/>
               </w:rPr>
+              <w:t>NLS: Năng lực số 2.5 CB1a: HS nói được lời chúc mừng thầy cô rõ ràng, lễ phép</w:t>
             </w:r>
           </w:p>
         </w:tc>
@@ -4828,6 +4885,19 @@
                 <w:i w:val="0"/>
                 <w:sz w:val="18"/>
               </w:rPr>
+              <w:t>Năng lực số 1.1 CB1b: HS tìm thông tin, tư liệu liên quan chủ điểm từ sách và nguồn số phù hợp</w:t>
+            </w:r>
+          </w:p>
+          <w:p>
+            <w:pPr>
+              <w:spacing w:after="0"/>
+            </w:pPr>
+            <w:r>
+              <w:rPr>
+                <w:b w:val="0"/>
+                <w:i w:val="0"/>
+                <w:sz w:val="18"/>
+              </w:rPr>
               <w:t>QTE</w:t>
             </w:r>
           </w:p>
@@ -4842,19 +4912,6 @@
                 <w:sz w:val="18"/>
               </w:rPr>
               <w:t>QTE: trẻ em có quyền được vui chơi, được kết bạn và được lắng nghe; tôn trọng ý kiến, sự khác biệt của bạn trong lớp.</w:t>
-            </w:r>
-          </w:p>
-          <w:p>
-            <w:pPr>
-              <w:spacing w:after="0"/>
-            </w:pPr>
-            <w:r>
-              <w:rPr>
-                <w:b w:val="0"/>
-                <w:i w:val="0"/>
-                <w:sz w:val="18"/>
-              </w:rPr>
-              <w:t>KNS: KN ứng phó với tình huống nguy hiểm và tìm kiếm sự trợ giúp.</w:t>
             </w:r>
           </w:p>
         </w:tc>
@@ -4969,7 +5026,7 @@
                 <w:i w:val="0"/>
                 <w:sz w:val="18"/>
               </w:rPr>
-              <w:t>NLS-KT (Cơ bản 1): Chiếu video các trò chơi an toàn và trò chơi nguy hiểm ở sân trường, dừng hình.</w:t>
+              <w:t>Năng lực số 1.1 CB1b: HS phân biệt được trò chơi an toàn và trò chơi nguy hiểm qua video GV chiếu</w:t>
             </w:r>
           </w:p>
           <w:p>
@@ -5327,6 +5384,19 @@
                 <w:i w:val="0"/>
                 <w:sz w:val="18"/>
               </w:rPr>
+              <w:t>Năng lực số 1.1 CB1b: HS phân biệt được trò chơi an toàn và trò chơi nguy hiểm qua video GV chiếu</w:t>
+            </w:r>
+          </w:p>
+          <w:p>
+            <w:pPr>
+              <w:spacing w:after="0"/>
+            </w:pPr>
+            <w:r>
+              <w:rPr>
+                <w:b w:val="0"/>
+                <w:i w:val="0"/>
+                <w:sz w:val="18"/>
+              </w:rPr>
               <w:t>KNS: KN ứng phó với tình huống nguy hiểm và tìm kiếm sự trợ giúp.</w:t>
             </w:r>
           </w:p>
@@ -5673,7 +5743,7 @@
                 <w:i w:val="0"/>
                 <w:sz w:val="18"/>
               </w:rPr>
-              <w:t>NLS-KT (Cơ bản 1): Chiếu phim tình huống bạn bị trêu chọc, bị doạ nạt, bị lấy đồ.</w:t>
+              <w:t>Năng lực số 4.1 CB1b: Nhận biết lời trêu chọc, đe doạ hoặc tin nhắn khó chịu trên thiết bị số là nguy cơ không an toàn; biết lưu thông tin và báo người lớn tin cậy</w:t>
             </w:r>
           </w:p>
           <w:p>
@@ -6032,7 +6102,7 @@
                 <w:i w:val="0"/>
                 <w:sz w:val="18"/>
               </w:rPr>
-              <w:t>NLS-GQVĐ (Cơ bản 1): Chỉ ngay các thiết bị dùng điện có trong lớp (quạt, máy chiếu, dây sạc).</w:t>
+              <w:t>Năng lực số 2.1 CB1a: Học sinh biết lựa chọn và sử dụng hình ảnh, lời nói và công cụ số đơn giản để trao đổi, nhận xét hành vi sử dụng đồ dùng gia đình an toàn</w:t>
             </w:r>
           </w:p>
           <w:p>
@@ -6391,7 +6461,7 @@
                 <w:i w:val="0"/>
                 <w:sz w:val="18"/>
               </w:rPr>
-              <w:t>NLS-ST (Cơ bản 1): Chụp ảnh chân dung từng HS sau khi đã xin phép, chiếu lên màn hình.</w:t>
+              <w:t>Năng lực số 4.2 CB1a: Học sinh biết hình ảnh chân dung, tên đầy đủ, địa chỉ và số điện thoại của mình không tự ý chia sẻ cho người lạ trên môi trường số</w:t>
             </w:r>
           </w:p>
         </w:tc>
@@ -6736,7 +6806,7 @@
                 <w:i w:val="0"/>
                 <w:sz w:val="18"/>
               </w:rPr>
-              <w:t>NLS-KT (Cơ bản 1): Chiếu video hướng dẫn từng thao tác của bài “GIỮ VỆ SINH CÁ NHÂN”, dừng lại ở mỗi bước cho HS làm.</w:t>
+              <w:t>Năng lực số 2.1 CB1a: Học sinh lựa chọn và sử dụng phương tiện giao tiếp số đơn giản phù hợp bối cảnh như xem video/ảnh, quét mã QR hoặc bình chọn theo hướng dẫn để chia sẻ và thực hiện đúng các bước giữ vệ sinh cá nhân</w:t>
             </w:r>
           </w:p>
         </w:tc>
@@ -7105,7 +7175,7 @@
                 <w:i w:val="0"/>
                 <w:sz w:val="18"/>
               </w:rPr>
-              <w:t>NLS-GQVĐ (Cơ bản 1): Cho HS chọn đúng - sai trên màn hình với từng hình ảnh việc làm hằng ngày; máy hiện đáp án ngay.</w:t>
+              <w:t>Năng lực số 2.2 CB1a: Học sinh nhận biết và lựa chọn công nghệ số đơn giản phù hợp để chia sẻ thông tin hoặc bài làm, đồng thời ứng xử có trách nhiệm khi chia sẻ trong môi trường số</w:t>
             </w:r>
           </w:p>
         </w:tc>
@@ -7336,6 +7406,7 @@
                 <w:i w:val="0"/>
                 <w:sz w:val="18"/>
               </w:rPr>
+              <w:t>Năng lực số 3.1 CB1b: HS chọn cách giới thiệu sản phẩm/hình ảnh theo chủ điểm bằng phương tiện số đơn giản</w:t>
             </w:r>
           </w:p>
         </w:tc>
@@ -7450,7 +7521,7 @@
                 <w:i w:val="0"/>
                 <w:sz w:val="18"/>
               </w:rPr>
-              <w:t>NLS-KT (Cơ bản 1): Chiếu video hướng dẫn từng thao tác của bài “SỬ DỤNG TRANG PHỤC HẰNG NGÀY”, dừng lại ở mỗi bước cho.</w:t>
+              <w:t>NLS: Năng lực số 1.1 CB1b: HS làm theo đúng từng bước trong video hướng dẫn GV chiếu</w:t>
             </w:r>
           </w:p>
         </w:tc>
@@ -7795,7 +7866,7 @@
                 <w:i w:val="0"/>
                 <w:sz w:val="18"/>
               </w:rPr>
-              <w:t>NLS-ST (Cơ bản 1): HS làm việc thật ở nhà, nhờ cha mẹ chụp giúp một ảnh; GV chiếu các ảnh đó lên màn hình.</w:t>
+              <w:t>NLS: Năng lực số 1.3 CB1a: HS nêu được các việc cần làm để sắp xếp nhà cửa gọn gàng đón Tết</w:t>
             </w:r>
           </w:p>
         </w:tc>
@@ -8141,6 +8212,7 @@
                 <w:i w:val="0"/>
                 <w:sz w:val="18"/>
               </w:rPr>
+              <w:t>NLS: Năng lực số 1.3 CB1a: HS nêu được các việc cần làm để sắp xếp nhà cửa gọn gàng đón Tết</w:t>
             </w:r>
           </w:p>
         </w:tc>
@@ -8500,7 +8572,7 @@
                 <w:i w:val="0"/>
                 <w:sz w:val="18"/>
               </w:rPr>
-              <w:t>NLS-GT (Cơ bản 1): Thực hiện một cuộc gọi video mẫu chúc Tết người thân trên thiết bị của mình.</w:t>
+              <w:t>Năng lực số 1.1 CB1b: HS nhận quà đúng cách và nói được lời cảm ơn trong tình huống GV chiếu</w:t>
             </w:r>
           </w:p>
         </w:tc>
@@ -8846,6 +8918,7 @@
                 <w:i w:val="0"/>
                 <w:sz w:val="18"/>
               </w:rPr>
+              <w:t>Năng lực số 1.1 CB1b: HS nhận quà đúng cách và nói được lời cảm ơn trong tình huống GV chiếu</w:t>
             </w:r>
           </w:p>
         </w:tc>
@@ -9218,7 +9291,7 @@
                 <w:i w:val="0"/>
                 <w:sz w:val="18"/>
               </w:rPr>
-              <w:t>NLS-GT (Cơ bản 1): Hướng dẫn HS cách chào hỏi, cảm ơn hàng xóm và cách nhờ người lớn gọi điện khi cần giúp đỡ.</w:t>
+              <w:t>Năng lực số 1.1 CB1b: HS kể được việc làm tốt của người dân nơi mình sống sau khi xem ảnh, video</w:t>
             </w:r>
           </w:p>
           <w:p>
@@ -9577,6 +9650,7 @@
                 <w:i w:val="0"/>
                 <w:sz w:val="18"/>
               </w:rPr>
+              <w:t>Năng lực số 1.1 CB1b: HS kể được việc làm tốt của người dân nơi mình sống sau khi xem ảnh, video</w:t>
             </w:r>
           </w:p>
         </w:tc>
@@ -9921,7 +9995,7 @@
                 <w:i w:val="0"/>
                 <w:sz w:val="18"/>
               </w:rPr>
-              <w:t>NLS-KT (Cơ bản 1): Ở hoạt động Khám phá bài “Em tham gia các hoạt động xã hội”, GV chiếu ảnh các hoạt động ở địa phương.</w:t>
+              <w:t>Năng lực số 1.1 CB1b: HS kể được việc làm tốt của người dân nơi mình sống sau khi xem ảnh, video</w:t>
             </w:r>
           </w:p>
         </w:tc>
@@ -10266,7 +10340,7 @@
                 <w:i w:val="0"/>
                 <w:sz w:val="18"/>
               </w:rPr>
-              <w:t>NLS-GT (Cơ bản 1): Ở hoạt động Luyện tập, GV mở bảng chung “Việc lớp em sẽ làm – Ai chuẩn bị gì”.</w:t>
+              <w:t>Năng lực số 1.1 CB1b: HS kể được việc làm tốt của người dân nơi mình sống sau khi xem ảnh, video</w:t>
             </w:r>
           </w:p>
         </w:tc>
@@ -10612,7 +10686,7 @@
                 <w:i w:val="0"/>
                 <w:sz w:val="18"/>
               </w:rPr>
-              <w:t>NLS-KT (Cơ bản 1): Ở hoạt động Khám phá bài “Thiên nhiên tươi đẹp quê em”, GV chiếu ảnh cây xanh, vườn hoa, dòng sông ở.</w:t>
+              <w:t>Năng lực số 1.1 CB1b: HS so sánh hai ảnh và nói được vì sao phải giữ gìn cảnh quan, môi trường</w:t>
             </w:r>
           </w:p>
         </w:tc>
@@ -10958,7 +11032,7 @@
                 <w:i w:val="0"/>
                 <w:sz w:val="18"/>
               </w:rPr>
-              <w:t>NLS-GT (Cơ bản 1): Ở hoạt động Luyện tập, GV mở bảng chung “Cây, hoa lớp em chăm sóc – Người phụ trách”.</w:t>
+              <w:t>Năng lực số 1.1 CB1b: HS so sánh hai ảnh và nói được vì sao phải giữ gìn cảnh quan, môi trường</w:t>
             </w:r>
           </w:p>
         </w:tc>
@@ -11190,6 +11264,19 @@
                 <w:i w:val="0"/>
                 <w:sz w:val="18"/>
               </w:rPr>
+              <w:t>Năng lực số 3.1 CB1b: HS chọn cách giới thiệu sản phẩm/hình ảnh theo chủ điểm bằng phương tiện số đơn giản</w:t>
+            </w:r>
+          </w:p>
+          <w:p>
+            <w:pPr>
+              <w:spacing w:after="0"/>
+            </w:pPr>
+            <w:r>
+              <w:rPr>
+                <w:b w:val="0"/>
+                <w:i w:val="0"/>
+                <w:sz w:val="18"/>
+              </w:rPr>
               <w:t>QPAN: Tổ chức tham quan di tích lịch sử, nhà truyền thống ở địa phương hoặc xem tư liệu thay thế; giáo dục yêu quê hương, yêu hoà bình, yêu Tổ quốc Việt Nam xã hội chủ nghĩa.</w:t>
             </w:r>
           </w:p>
@@ -11305,7 +11392,7 @@
                 <w:i w:val="0"/>
                 <w:sz w:val="18"/>
               </w:rPr>
-              <w:t>NLS-KT (Cơ bản 1): Chiếu ảnh vệ tinh và video cảnh đẹp quê hương, kèm ảnh cùng một địa điểm khi bị xả rác.</w:t>
+              <w:t>Năng lực số 1.1 CB1b: HS so sánh hai ảnh và nói được vì sao phải giữ gìn cảnh quan, môi trường</w:t>
             </w:r>
           </w:p>
           <w:p>
@@ -11550,6 +11637,7 @@
                 <w:i w:val="0"/>
                 <w:sz w:val="18"/>
               </w:rPr>
+              <w:t>Năng lực số 1.1 CB1b: HS tìm thông tin, tư liệu liên quan chủ điểm từ sách và nguồn số phù hợp</w:t>
             </w:r>
           </w:p>
         </w:tc>
@@ -11664,6 +11752,19 @@
                 <w:i w:val="0"/>
                 <w:sz w:val="18"/>
               </w:rPr>
+              <w:t>Năng lực số 1.1 CB1b: HS so sánh hai ảnh và nói được vì sao phải giữ gìn cảnh quan, môi trường</w:t>
+            </w:r>
+          </w:p>
+          <w:p>
+            <w:pPr>
+              <w:spacing w:after="0"/>
+            </w:pPr>
+            <w:r>
+              <w:rPr>
+                <w:b w:val="0"/>
+                <w:i w:val="0"/>
+                <w:sz w:val="18"/>
+              </w:rPr>
               <w:t>QPAN: Tổ chức tham quan di tích lịch sử, nhà truyền thống ở địa phương hoặc xem tư liệu thay thế; giáo dục yêu quê hương, yêu hoà bình, yêu Tổ quốc Việt Nam xã hội chủ nghĩa.</w:t>
             </w:r>
           </w:p>
@@ -12024,20 +12125,20 @@
                 <w:i w:val="0"/>
                 <w:sz w:val="18"/>
               </w:rPr>
+              <w:t>Năng lực số 1.1 CB1b: HS so sánh hai ảnh và nói được vì sao phải giữ gìn cảnh quan, môi trường</w:t>
+            </w:r>
+          </w:p>
+          <w:p>
+            <w:pPr>
+              <w:spacing w:after="0"/>
+            </w:pPr>
+            <w:r>
+              <w:rPr>
+                <w:b w:val="0"/>
+                <w:i w:val="0"/>
+                <w:sz w:val="18"/>
+              </w:rPr>
               <w:t>GDĐP: Tích hợp giáo dục địa phương</w:t>
-            </w:r>
-          </w:p>
-          <w:p>
-            <w:pPr>
-              <w:spacing w:after="0"/>
-            </w:pPr>
-            <w:r>
-              <w:rPr>
-                <w:b w:val="0"/>
-                <w:i w:val="0"/>
-                <w:sz w:val="18"/>
-              </w:rPr>
-              <w:t>NLS-KT (Cơ bản 1): Chiếu ảnh vệ tinh và video cảnh đẹp quê hương, kèm ảnh cùng một địa điểm khi bị xả rác.</w:t>
             </w:r>
           </w:p>
           <w:p>
@@ -12409,6 +12510,19 @@
                 <w:i w:val="0"/>
                 <w:sz w:val="18"/>
               </w:rPr>
+              <w:t>Tích hợp AI 1.D2.1: Học sinh nhận biết máy thông minh có thể nhận diện, phân loại hình ảnh; quan sát giáo viên minh hoạ nhận diện rác giấy, chai nhựa, lá cây để thảo luận cách bỏ rác đúng nơi quy định; Năng lực số 1.1 CB1b: HS so sánh hai ảnh và nói được vì sao phải giữ gìn cảnh quan, môi trường</w:t>
+            </w:r>
+          </w:p>
+          <w:p>
+            <w:pPr>
+              <w:spacing w:after="0"/>
+            </w:pPr>
+            <w:r>
+              <w:rPr>
+                <w:b w:val="0"/>
+                <w:i w:val="0"/>
+                <w:sz w:val="18"/>
+              </w:rPr>
               <w:t>QPAN: Tổ chức tham quan di tích lịch sử, nhà truyền thống ở địa phương hoặc xem tư liệu thay thế; giáo dục yêu quê hương, yêu hoà bình, yêu Tổ quốc Việt Nam xã hội chủ nghĩa.</w:t>
             </w:r>
           </w:p>
@@ -12763,6 +12877,19 @@
               <w:spacing w:after="0"/>
             </w:pPr>
             <w:r/>
+            <w:r>
+              <w:rPr>
+                <w:b w:val="0"/>
+                <w:i w:val="0"/>
+                <w:sz w:val="18"/>
+              </w:rPr>
+              <w:t>Năng lực số 1.1 CB1b: HS so sánh hai ảnh và nói được vì sao phải giữ gìn cảnh quan, môi trường</w:t>
+            </w:r>
+          </w:p>
+          <w:p>
+            <w:pPr>
+              <w:spacing w:after="0"/>
+            </w:pPr>
             <w:r>
               <w:rPr>
                 <w:b w:val="0"/>

--- a/assets/docs/lop1/Hoat dong trai nghiem - Lop 1.docx
+++ b/assets/docs/lop1/Hoat dong trai nghiem - Lop 1.docx
@@ -1213,6 +1213,19 @@
                 <w:i w:val="0"/>
                 <w:sz w:val="18"/>
               </w:rPr>
+              <w:t>Năng lực số Miền 1 (Cơ bản, bậc 1): Ở phần sinh hoạt theo chủ đề của tiết “SINH HOẠT SAO: SƠ KẾT TUẦN 2; PHƯƠNG HƯỚNG TUẦN 3”, GV chiếu ảnh chụp giờ học; Năng lực số Miền 2 (Cơ bản, bậc 1): Ở phần khởi động và đánh giá, GV mở nhạc bài hát Em yêu trường em trên máy để cả lớp hát, vận động</w:t>
+            </w:r>
+          </w:p>
+          <w:p>
+            <w:pPr>
+              <w:spacing w:after="0"/>
+            </w:pPr>
+            <w:r>
+              <w:rPr>
+                <w:b w:val="0"/>
+                <w:i w:val="0"/>
+                <w:sz w:val="18"/>
+              </w:rPr>
               <w:t>KNS: KN lập kế hoạch và quản lí chi tiêu, thời gian ở mức đơn giản.</w:t>
             </w:r>
           </w:p>
@@ -3316,7 +3329,7 @@
                 <w:i w:val="0"/>
                 <w:sz w:val="18"/>
               </w:rPr>
-              <w:t>NLS-GT (Cơ bản 1): Trong giờ Sinh hoạt Sao sơ kết tuần 8, GV chiếu bảng theo dõi của lớp.</w:t>
+              <w:t>Năng lực số Miền 2 (Cơ bản, bậc 1): Trong giờ Sinh hoạt Sao sơ kết tuần 8, GV chiếu bảng theo dõi của lớp và gõ nhận xét của từng sao ngay vào đúng dòng</w:t>
             </w:r>
           </w:p>
           <w:p>
@@ -4755,7 +4768,7 @@
                 <w:i w:val="0"/>
                 <w:sz w:val="18"/>
               </w:rPr>
-              <w:t>NLS-GT (Cơ bản 1): Trong giờ Sinh hoạt Sao sơ kết tuần 12, GV chiếu bảng theo dõi của lớp.</w:t>
+              <w:t>Năng lực số Miền 2 (Cơ bản, bậc 1): Trong giờ Sinh hoạt Sao sơ kết tuần 12, GV chiếu bảng theo dõi của lớp và gõ nhận xét của từng sao ngay vào đúng dòng</w:t>
             </w:r>
           </w:p>
           <w:p>
@@ -5512,7 +5525,7 @@
                 <w:i w:val="0"/>
                 <w:sz w:val="18"/>
               </w:rPr>
-              <w:t>NLS-GT (Cơ bản 1): Trong giờ Sinh hoạt Sao sơ kết tuần 14, GV chiếu bảng theo dõi của lớp.</w:t>
+              <w:t>Năng lực số Miền 2 (Cơ bản, bậc 1): Trong giờ Sinh hoạt Sao sơ kết tuần 14, GV chiếu bảng theo dõi của lớp và gõ nhận xét của từng sao ngay vào đúng dòng</w:t>
             </w:r>
           </w:p>
         </w:tc>
@@ -6230,6 +6243,7 @@
                 <w:i w:val="0"/>
                 <w:sz w:val="18"/>
               </w:rPr>
+              <w:t>Năng lực số Miền 1 (Cơ bản, bậc 1): Ở phần Sơ kết tuần 16, GV chiếu bảng theo dõi thi đua của lớp lên màn hình với các cột đi học đúng giờ, trực nhật, giữ vở sạch; Năng lực số Miền 2 (Cơ bản, bậc 1): Ở phần Phương hướng tuần 17, GV mở bảng chung còn trống trên màn hình, đại diện các tổ lần lượt lên ghi việc tổ mình nhận làm</w:t>
             </w:r>
           </w:p>
         </w:tc>
@@ -6921,6 +6935,7 @@
                 <w:i w:val="0"/>
                 <w:sz w:val="18"/>
               </w:rPr>
+              <w:t>Năng lực số Miền 1 (Cơ bản, bậc 1): Ở phần Sơ kết tuần 18, GV chiếu bảng theo dõi thi đua của lớp lên màn hình với các cột đi học đúng giờ, trực nhật, giữ vở sạch; Năng lực số Miền 2 (Cơ bản, bậc 1): Ở phần Phương hướng tuần 19, GV chiếu bộ ảnh bữa ăn hợp vệ sinh và thức ăn để hở ngoài đường gắn với nội dung an toàn thực phẩm</w:t>
             </w:r>
           </w:p>
         </w:tc>
@@ -7636,6 +7651,7 @@
                 <w:i w:val="0"/>
                 <w:sz w:val="18"/>
               </w:rPr>
+              <w:t>Năng lực số Miền 1 (Cơ bản, bậc 1): Ở phần Sơ kết tuần 20, GV chiếu bảng theo dõi thi đua của lớp lên màn hình với các cột đi học đúng giờ, trực nhật, giữ vở sạch, giúp bạn; Năng lực số Miền 2 (Cơ bản, bậc 1): Ở phần Phương hướng tuần 21, GV mở bảng chung còn trống trên màn hình, đại diện các tổ lần lượt lên ghi việc tổ mình nhận làm</w:t>
             </w:r>
           </w:p>
         </w:tc>
@@ -8327,7 +8343,7 @@
                 <w:i w:val="0"/>
                 <w:sz w:val="18"/>
               </w:rPr>
-              <w:t>NLS-KT (Cơ bản 1): Ở phần Sơ kết tuần 22, GV chiếu bảng theo dõi thi đua của lớp lên màn hình.</w:t>
+              <w:t>Năng lực số Miền 1 (Cơ bản, bậc 1): Ở phần Sơ kết tuần 22, GV chiếu bảng theo dõi thi đua của lớp lên màn hình với các cột đi học đúng giờ, trực nhật, giữ vở sạch, giúp bạn; Năng lực số Miền 2 (Cơ bản, bậc 1): Ở phần Phương hướng tuần 23, GV mở bảng chung còn trống trên màn hình, đại diện các tổ lần lượt lên ghi việc tổ mình nhận làm</w:t>
             </w:r>
           </w:p>
           <w:p>
@@ -9033,7 +9049,7 @@
                 <w:i w:val="0"/>
                 <w:sz w:val="18"/>
               </w:rPr>
-              <w:t>NLS-KT (Cơ bản 1): Ở phần Sơ kết tuần 24, GV chiếu bảng theo dõi thi đua của lớp lên màn hình.</w:t>
+              <w:t>Năng lực số Miền 1 (Cơ bản, bậc 1): Ở phần Sơ kết tuần 24, GV chiếu bảng theo dõi thi đua của lớp lên màn hình với các cột đi học đúng giờ, trực nhật, giữ vở sạch, giúp bạn; Năng lực số Miền 2 (Cơ bản, bậc 1): Ở phần Phương hướng tuần 25, GV mở bảng chung còn trống trên màn hình, đại diện các tổ lần lượt lên ghi việc tổ mình nhận làm</w:t>
             </w:r>
           </w:p>
           <w:p>
@@ -10455,6 +10471,7 @@
                 <w:i w:val="0"/>
                 <w:sz w:val="18"/>
               </w:rPr>
+              <w:t>Năng lực số Miền 1 (Cơ bản, bậc 1): Ở phần Sơ kết tuần 28, GV chiếu bảng theo dõi thi đua của lớp lên màn hình với các cột đi học đúng giờ, trực nhật, giữ vở sạch, giúp bạn; Năng lực số Miền 2 (Cơ bản, bậc 1): Ở phần Phương hướng tuần 29, GV mở bảng chung còn trống trên màn hình, đại diện các tổ lần lượt lên ghi việc tổ mình nhận làm</w:t>
             </w:r>
           </w:p>
         </w:tc>
@@ -11141,6 +11158,19 @@
               <w:spacing w:after="0"/>
             </w:pPr>
             <w:r/>
+            <w:r>
+              <w:rPr>
+                <w:b w:val="0"/>
+                <w:i w:val="0"/>
+                <w:sz w:val="18"/>
+              </w:rPr>
+              <w:t>Năng lực số Miền 1 (Cơ bản, bậc 1): Ở phần Sơ kết tuần 30, GV chiếu bảng theo dõi thi đua của lớp lên màn hình với các cột đi học đúng giờ, trực nhật, giữ vở sạch, chăm sóc cây; Năng lực số Miền 2 (Cơ bản, bậc 1): Ở phần Phương hướng tuần 31, GV mở bảng chung còn trống trên màn hình, đại diện các tổ lần lượt lên ghi việc tổ mình nhận làm</w:t>
+            </w:r>
+          </w:p>
+          <w:p>
+            <w:pPr>
+              <w:spacing w:after="0"/>
+            </w:pPr>
             <w:r>
               <w:rPr>
                 <w:b w:val="0"/>

--- a/assets/docs/lop1/Hoat dong trai nghiem - Lop 1.docx
+++ b/assets/docs/lop1/Hoat dong trai nghiem - Lop 1.docx
@@ -2636,6 +2636,19 @@
                 <w:i w:val="0"/>
                 <w:sz w:val="18"/>
               </w:rPr>
+              <w:t>Năng lực số Miền 2 (Cơ bản, bậc 1): Trong giờ Sinh hoạt Sao sơ kết tuần 6, GV chiếu bảng theo dõi của lớp lên màn hình và gõ ngay nhận xét của từng sao vào đúng dòng</w:t>
+            </w:r>
+          </w:p>
+          <w:p>
+            <w:pPr>
+              <w:spacing w:after="0"/>
+            </w:pPr>
+            <w:r>
+              <w:rPr>
+                <w:b w:val="0"/>
+                <w:i w:val="0"/>
+                <w:sz w:val="18"/>
+              </w:rPr>
               <w:t>KNS: KN lập kế hoạch và quản lí chi tiêu, thời gian ở mức đơn giản.</w:t>
             </w:r>
           </w:p>
@@ -4056,6 +4069,19 @@
               <w:spacing w:after="0"/>
             </w:pPr>
             <w:r/>
+            <w:r>
+              <w:rPr>
+                <w:b w:val="0"/>
+                <w:i w:val="0"/>
+                <w:sz w:val="18"/>
+              </w:rPr>
+              <w:t>Năng lực số Miền 2 (Cơ bản, bậc 1): Trong giờ Sinh hoạt Sao sơ kết tuần 10, GV chiếu bảng theo dõi của lớp và gõ nhận xét của từng sao ngay vào đúng dòng</w:t>
+            </w:r>
+          </w:p>
+          <w:p>
+            <w:pPr>
+              <w:spacing w:after="0"/>
+            </w:pPr>
             <w:r>
               <w:rPr>
                 <w:b w:val="0"/>
@@ -11910,7 +11936,7 @@
                 <w:i w:val="0"/>
                 <w:sz w:val="18"/>
               </w:rPr>
-              <w:t>NLS-GT (Cơ bản 1): Ở phần Phương hướng tuần 33, GV mở bảng chung còn trống trên màn hình, đại diện các tổ lần lượt lên.</w:t>
+              <w:t>Năng lực số Miền 1 (Cơ bản, bậc 1): Ở phần Sơ kết tuần 32, GV chiếu bảng theo dõi thi đua cả năm của lớp lên màn hình, tô màu những tuần lớp làm tốt để HS nhìn thấy sự tiến bộ…; Năng lực số Miền 2 (Cơ bản, bậc 1): Ở phần Phương hướng tuần 33, GV mở bảng chung còn trống trên màn hình, đại diện các tổ lần lượt lên ghi việc tổ mình nhận làm</w:t>
             </w:r>
           </w:p>
           <w:p>
@@ -12668,7 +12694,7 @@
                 <w:i w:val="0"/>
                 <w:sz w:val="18"/>
               </w:rPr>
-              <w:t>NLS-GT (Cơ bản 1): Ở phần Phương hướng tuần 35, GV mở bảng chung còn trống trên màn hình, đại diện các tổ lần lượt lên.</w:t>
+              <w:t>Năng lực số Miền 1 (Cơ bản, bậc 1): Ở phần Sơ kết tuần 34, GV chiếu bảng theo dõi thi đua cả năm của lớp lên màn hình, tô màu những việc lớp đã làm tốt để HS nhìn lại một năm…; Năng lực số Miền 2 (Cơ bản, bậc 1): Ở phần Phương hướng tuần 35, GV mở bảng chung còn trống trên màn hình, đại diện các tổ lần lượt lên ghi việc tổ mình nhận làm trong tuần cuối năm</w:t>
             </w:r>
           </w:p>
           <w:p>

--- a/assets/docs/lop1/Hoat dong trai nghiem - Lop 1.docx
+++ b/assets/docs/lop1/Hoat dong trai nghiem - Lop 1.docx
@@ -1213,7 +1213,7 @@
                 <w:i w:val="0"/>
                 <w:sz w:val="18"/>
               </w:rPr>
-              <w:t>Năng lực số Miền 1 (Cơ bản, bậc 1): Ở phần sinh hoạt theo chủ đề của tiết “SINH HOẠT SAO: SƠ KẾT TUẦN 2; PHƯƠNG HƯỚNG TUẦN 3”, GV chiếu ảnh chụp giờ học; Năng lực số Miền 2 (Cơ bản, bậc 1): Ở phần khởi động và đánh giá, GV mở nhạc bài hát Em yêu trường em trên máy để cả lớp hát, vận động</w:t>
+              <w:t>Năng lực số Miền 1 (Cơ bản, bậc 1): Ở phần sinh hoạt theo chủ đề của tiết “SINH HOẠT SAO: SƠ KẾT TUẦN 2 - PHƯƠNG HƯỚNG TUẦN 3”, GV chiếu ảnh chụp giờ học; Năng lực số Miền 2 (Cơ bản, bậc 1): Ở phần khởi động và đánh giá, GV mở nhạc bài hát Em yêu trường em trên máy để cả lớp hát, vận động</w:t>
             </w:r>
           </w:p>
           <w:p>

--- a/assets/docs/lop1/Hoat dong trai nghiem - Lop 1.docx
+++ b/assets/docs/lop1/Hoat dong trai nghiem - Lop 1.docx
@@ -1925,6 +1925,19 @@
               <w:spacing w:after="0"/>
             </w:pPr>
             <w:r/>
+            <w:r>
+              <w:rPr>
+                <w:b w:val="0"/>
+                <w:i w:val="0"/>
+                <w:sz w:val="18"/>
+              </w:rPr>
+              <w:t>Năng lực số 1.1 CB1b: HS hình dung và kể lại được việc sắp làm sau khi xem ảnh, video minh hoạ</w:t>
+            </w:r>
+          </w:p>
+          <w:p>
+            <w:pPr>
+              <w:spacing w:after="0"/>
+            </w:pPr>
             <w:r>
               <w:rPr>
                 <w:b w:val="0"/>

--- a/assets/docs/lop1/Hoat dong trai nghiem - Lop 1.docx
+++ b/assets/docs/lop1/Hoat dong trai nghiem - Lop 1.docx
@@ -566,7 +566,7 @@
                 <w:i w:val="0"/>
                 <w:sz w:val="20"/>
               </w:rPr>
-              <w:t>CHỦ ĐỀ 1: CHÀO NĂM HỌC MỚI</w:t>
+              <w:t>Chủ đề 1: Chào năm học mới</w:t>
             </w:r>
           </w:p>
         </w:tc>
@@ -912,7 +912,7 @@
                 <w:i w:val="0"/>
                 <w:sz w:val="20"/>
               </w:rPr>
-              <w:t>CHỦ ĐỀ 1: CHÀO NĂM HỌC MỚI</w:t>
+              <w:t>Chủ đề 1: Chào năm học mới</w:t>
             </w:r>
           </w:p>
         </w:tc>
@@ -1285,7 +1285,7 @@
                 <w:i w:val="0"/>
                 <w:sz w:val="20"/>
               </w:rPr>
-              <w:t>CHỦ ĐỀ 1: CHÀO NĂM HỌC MỚI</w:t>
+              <w:t>Chủ đề 1: Chào năm học mới</w:t>
             </w:r>
           </w:p>
         </w:tc>
@@ -1644,7 +1644,7 @@
                 <w:i w:val="0"/>
                 <w:sz w:val="20"/>
               </w:rPr>
-              <w:t>CHỦ ĐỀ 1: CHÀO NĂM HỌC MỚI</w:t>
+              <w:t>Chủ đề 1: Chào năm học mới</w:t>
             </w:r>
           </w:p>
         </w:tc>
@@ -2003,7 +2003,7 @@
                 <w:i w:val="0"/>
                 <w:sz w:val="20"/>
               </w:rPr>
-              <w:t>CHỦ ĐỀ 2: EM BIẾT YÊU THƯƠNG</w:t>
+              <w:t>Chủ đề 2: Em biết yêu thương</w:t>
             </w:r>
           </w:p>
         </w:tc>
@@ -2362,7 +2362,7 @@
                 <w:i w:val="0"/>
                 <w:sz w:val="20"/>
               </w:rPr>
-              <w:t>CHỦ ĐỀ 2: EM BIẾT YÊU THƯƠNG</w:t>
+              <w:t>Chủ đề 2: Em biết yêu thương</w:t>
             </w:r>
           </w:p>
         </w:tc>
@@ -2721,7 +2721,7 @@
                 <w:i w:val="0"/>
                 <w:sz w:val="20"/>
               </w:rPr>
-              <w:t>CHỦ ĐỀ 2: EM BIẾT YÊU THƯƠNG</w:t>
+              <w:t>Chủ đề 2: Em biết yêu thương</w:t>
             </w:r>
           </w:p>
         </w:tc>
@@ -3067,7 +3067,7 @@
                 <w:i w:val="0"/>
                 <w:sz w:val="20"/>
               </w:rPr>
-              <w:t>CHỦ ĐỀ 2: EM BIẾT YÊU THƯƠNG</w:t>
+              <w:t>Chủ đề 2: Em biết yêu thương</w:t>
             </w:r>
           </w:p>
         </w:tc>
@@ -3427,7 +3427,7 @@
                 <w:i w:val="0"/>
                 <w:sz w:val="20"/>
               </w:rPr>
-              <w:t>CHỦ ĐỀ 3: TRUYỀN THỐNG TRƯỜNG EM</w:t>
+              <w:t>Chủ đề 3: Truyền thống trường em</w:t>
             </w:r>
           </w:p>
         </w:tc>
@@ -3800,7 +3800,7 @@
                 <w:i w:val="0"/>
                 <w:sz w:val="20"/>
               </w:rPr>
-              <w:t>CHỦ ĐỀ 3: TRUYỀN THỐNG TRƯỜNG EM</w:t>
+              <w:t>Chủ đề 3: Truyền thống trường em</w:t>
             </w:r>
           </w:p>
         </w:tc>
@@ -4160,7 +4160,7 @@
                 <w:i w:val="0"/>
                 <w:sz w:val="20"/>
               </w:rPr>
-              <w:t>CHỦ ĐỀ 3: TRUYỀN THỐNG TRƯỜNG EM</w:t>
+              <w:t>Chủ đề 3: Truyền thống trường em</w:t>
             </w:r>
           </w:p>
         </w:tc>
@@ -4506,7 +4506,7 @@
                 <w:i w:val="0"/>
                 <w:sz w:val="20"/>
               </w:rPr>
-              <w:t>CHỦ ĐỀ 3: TRUYỀN THỐNG TRƯỜNG EM</w:t>
+              <w:t>Chủ đề 3: Truyền thống trường em</w:t>
             </w:r>
           </w:p>
         </w:tc>
@@ -4879,7 +4879,7 @@
                 <w:i w:val="0"/>
                 <w:sz w:val="20"/>
               </w:rPr>
-              <w:t>CHỦ ĐỀ 4: AN TOÀN CHO EM</w:t>
+              <w:t>Chủ đề 4: An toàn cho em</w:t>
             </w:r>
           </w:p>
         </w:tc>
@@ -5264,7 +5264,7 @@
                 <w:i w:val="0"/>
                 <w:sz w:val="20"/>
               </w:rPr>
-              <w:t>CHỦ ĐỀ 4: AN TOÀN CHO EM</w:t>
+              <w:t>Chủ đề 4: An toàn cho em</w:t>
             </w:r>
           </w:p>
         </w:tc>
@@ -5623,7 +5623,7 @@
                 <w:i w:val="0"/>
                 <w:sz w:val="20"/>
               </w:rPr>
-              <w:t>CHỦ ĐỀ 4: AN TOÀN CHO EM</w:t>
+              <w:t>Chủ đề 4: An toàn cho em</w:t>
             </w:r>
           </w:p>
         </w:tc>
@@ -5981,7 +5981,7 @@
                 <w:i w:val="0"/>
                 <w:sz w:val="20"/>
               </w:rPr>
-              <w:t>CHỦ ĐỀ 4: AN TOÀN CHO EM</w:t>
+              <w:t>Chủ đề 4: An toàn cho em</w:t>
             </w:r>
           </w:p>
         </w:tc>
@@ -6341,7 +6341,7 @@
                 <w:i w:val="0"/>
                 <w:sz w:val="20"/>
               </w:rPr>
-              <w:t>CHỦ ĐỀ 5: EM QUÝ TRỌNG BẢN THÂN</w:t>
+              <w:t>Chủ đề 5: Em quý trọng bản thân</w:t>
             </w:r>
           </w:p>
         </w:tc>
@@ -6687,7 +6687,7 @@
                 <w:i w:val="0"/>
                 <w:sz w:val="20"/>
               </w:rPr>
-              <w:t>CHỦ ĐỀ 5: EM QUÝ TRỌNG BẢN THÂN</w:t>
+              <w:t>Chủ đề 5: Em quý trọng bản thân</w:t>
             </w:r>
           </w:p>
         </w:tc>
@@ -7057,7 +7057,7 @@
                 <w:i w:val="0"/>
                 <w:sz w:val="20"/>
               </w:rPr>
-              <w:t>CHỦ ĐỀ 5: EM QUÝ TRỌNG BẢN THÂN</w:t>
+              <w:t>Chủ đề 5: Em quý trọng bản thân</w:t>
             </w:r>
           </w:p>
         </w:tc>
@@ -7402,7 +7402,7 @@
                 <w:i w:val="0"/>
                 <w:sz w:val="20"/>
               </w:rPr>
-              <w:t>CHỦ ĐỀ 5: EM QUÝ TRỌNG BẢN THÂN</w:t>
+              <w:t>Chủ đề 5: Em quý trọng bản thân</w:t>
             </w:r>
           </w:p>
         </w:tc>
@@ -7749,7 +7749,7 @@
                 <w:i w:val="0"/>
                 <w:sz w:val="20"/>
               </w:rPr>
-              <w:t>CHỦ ĐỀ 6: VUI ĐÓN MÙA XUÂN</w:t>
+              <w:t>Chủ đề 6: Vui đón mùa xuân</w:t>
             </w:r>
           </w:p>
         </w:tc>
@@ -8095,7 +8095,7 @@
                 <w:i w:val="0"/>
                 <w:sz w:val="20"/>
               </w:rPr>
-              <w:t>CHỦ ĐỀ 6: VUI ĐÓN MÙA XUÂN</w:t>
+              <w:t>Chủ đề 6: Vui đón mùa xuân</w:t>
             </w:r>
           </w:p>
         </w:tc>
@@ -8454,7 +8454,7 @@
                 <w:i w:val="0"/>
                 <w:sz w:val="20"/>
               </w:rPr>
-              <w:t>CHỦ ĐỀ 6: VUI ĐÓN MÙA XUÂN</w:t>
+              <w:t>Chủ đề 6: Vui đón mùa xuân</w:t>
             </w:r>
           </w:p>
         </w:tc>
@@ -8801,7 +8801,7 @@
                 <w:i w:val="0"/>
                 <w:sz w:val="20"/>
               </w:rPr>
-              <w:t>CHỦ ĐỀ 6: VUI ĐÓN MÙA XUÂN</w:t>
+              <w:t>Chủ đề 6: Vui đón mùa xuân</w:t>
             </w:r>
           </w:p>
         </w:tc>
@@ -9160,7 +9160,7 @@
                 <w:i w:val="0"/>
                 <w:sz w:val="20"/>
               </w:rPr>
-              <w:t>CHỦ ĐỀ 7: THAM GIA HOẠT ĐỘNG CỘNG ĐỒNG</w:t>
+              <w:t>Chủ đề 7: Tham gia hoạt động cộng đồng</w:t>
             </w:r>
           </w:p>
         </w:tc>
@@ -9532,7 +9532,7 @@
                 <w:i w:val="0"/>
                 <w:sz w:val="20"/>
               </w:rPr>
-              <w:t>CHỦ ĐỀ 7: THAM GIA HOẠT ĐỘNG CỘNG ĐỒNG</w:t>
+              <w:t>Chủ đề 7: Tham gia hoạt động cộng đồng</w:t>
             </w:r>
           </w:p>
         </w:tc>
@@ -9878,7 +9878,7 @@
                 <w:i w:val="0"/>
                 <w:sz w:val="20"/>
               </w:rPr>
-              <w:t>CHỦ ĐỀ 7: THAM GIA HOẠT ĐỘNG CỘNG ĐỒNG</w:t>
+              <w:t>Chủ đề 7: Tham gia hoạt động cộng đồng</w:t>
             </w:r>
           </w:p>
         </w:tc>
@@ -10223,7 +10223,7 @@
                 <w:i w:val="0"/>
                 <w:sz w:val="20"/>
               </w:rPr>
-              <w:t>CHỦ ĐỀ 7: THAM GIA HOẠT ĐỘNG CỘNG ĐỒNG</w:t>
+              <w:t>Chủ đề 7: Tham gia hoạt động cộng đồng</w:t>
             </w:r>
           </w:p>
         </w:tc>
@@ -10569,7 +10569,7 @@
                 <w:i w:val="0"/>
                 <w:sz w:val="20"/>
               </w:rPr>
-              <w:t>CHỦ ĐỀ 8: QUÊ HƯƠNG TƯƠI ĐẸP</w:t>
+              <w:t>Chủ đề 8: Quê hương tươi đẹp</w:t>
             </w:r>
           </w:p>
         </w:tc>
@@ -10916,7 +10916,7 @@
                 <w:i w:val="0"/>
                 <w:sz w:val="20"/>
               </w:rPr>
-              <w:t>CHỦ ĐỀ 8: QUÊ HƯƠNG TƯƠI ĐẸP</w:t>
+              <w:t>Chủ đề 8: Quê hương tươi đẹp</w:t>
             </w:r>
           </w:p>
         </w:tc>
@@ -11275,7 +11275,7 @@
                 <w:i w:val="0"/>
                 <w:sz w:val="20"/>
               </w:rPr>
-              <w:t>CHỦ ĐỀ 8: QUÊ HƯƠNG TƯƠI ĐẸP</w:t>
+              <w:t>Chủ đề 8: Quê hương tươi đẹp</w:t>
             </w:r>
           </w:p>
         </w:tc>
@@ -11648,7 +11648,7 @@
                 <w:i w:val="0"/>
                 <w:sz w:val="20"/>
               </w:rPr>
-              <w:t>CHỦ ĐỀ 8: QUÊ HƯƠNG TƯƠI ĐẸP</w:t>
+              <w:t>Chủ đề 8: Quê hương tươi đẹp</w:t>
             </w:r>
           </w:p>
         </w:tc>
@@ -12021,7 +12021,7 @@
                 <w:i w:val="0"/>
                 <w:sz w:val="20"/>
               </w:rPr>
-              <w:t>CHỦ ĐỀ 9: EM BẢO VỆ MÔI TRƯỜNG</w:t>
+              <w:t>Chủ đề 9: Em bảo vệ môi trường</w:t>
             </w:r>
           </w:p>
         </w:tc>
@@ -12407,7 +12407,7 @@
                 <w:i w:val="0"/>
                 <w:sz w:val="20"/>
               </w:rPr>
-              <w:t>CHỦ ĐỀ 9: EM BẢO VỆ MÔI TRƯỜNG</w:t>
+              <w:t>Chủ đề 9: Em bảo vệ môi trường</w:t>
             </w:r>
           </w:p>
         </w:tc>
@@ -12779,7 +12779,7 @@
                 <w:i w:val="0"/>
                 <w:sz w:val="20"/>
               </w:rPr>
-              <w:t>CHỦ ĐỀ 9: EM BẢO VỆ MÔI TRƯỜNG</w:t>
+              <w:t>Chủ đề 9: Em bảo vệ môi trường</w:t>
             </w:r>
           </w:p>
         </w:tc>
